--- a/drafts/Vidi-2026-Pre-proposal-Voulimeneas.docx
+++ b/drafts/Vidi-2026-Pre-proposal-Voulimeneas.docx
@@ -8622,6 +8622,178 @@
                 <w:lang w:val="en-GB" w:eastAsia="nl-NL"/>
               </w:rPr>
             </w:pPr>
+            <w:r>
+              <w:rPr>
+                <w:rFonts w:ascii="Calibri" w:eastAsia="Calibri" w:hAnsi="Calibri" w:cs="Calibri"/>
+                <w:b/>
+                <w:bCs/>
+                <w:color w:val="000000"/>
+                <w:sz w:val="19"/>
+                <w:szCs w:val="19"/>
+                <w:lang w:val="en-GB"/>
+              </w:rPr>
+              <w:t xml:space="preserve">I strongly believe in collaborative and reproducible research.</w:t>
+            </w:r>
+            <w:r>
+              <w:rPr>
+                <w:rFonts w:ascii="Calibri" w:eastAsia="Calibri" w:hAnsi="Calibri" w:cs="Calibri"/>
+                <w:color w:val="000000"/>
+                <w:sz w:val="19"/>
+                <w:szCs w:val="19"/>
+                <w:lang w:val="en-GB"/>
+              </w:rPr>
+              <w:t xml:space="preserve"> I am involved in several efforts for open and reproducible science: I am General Chair of ACM REP 2026, chair artifact evaluation at SOSP 2026, and have served on the artifact evaluation committees of OSDI, PLDI, EuroSys and USENIX Security. In my group, we release all our systems as open-source software. I am also a member of the Technical Steering Committee of the Open Robust Compartmentalization Alliance, an industry–academia initiative under the Linux Foundation that aims to bring compartmentalization from research into widely used software, the very goal of ACCESS.</w:t>
+            </w:r>
+          </w:p>
+          <w:p>
+            <w:pPr>
+              <w:rPr>
+                <w:color w:val="auto"/>
+                <w:lang w:val="en-GB" w:eastAsia="nl-NL"/>
+              </w:rPr>
+            </w:pPr>
+          </w:p>
+          <w:p>
+            <w:pPr>
+              <w:rPr>
+                <w:color w:val="auto"/>
+                <w:lang w:val="en-GB" w:eastAsia="nl-NL"/>
+              </w:rPr>
+            </w:pPr>
+            <w:r>
+              <w:rPr>
+                <w:rFonts w:ascii="Calibri" w:eastAsia="Calibri" w:hAnsi="Calibri" w:cs="Calibri"/>
+                <w:color w:val="000000"/>
+                <w:sz w:val="19"/>
+                <w:szCs w:val="19"/>
+                <w:lang w:val="en-GB"/>
+              </w:rPr>
+              <w:t xml:space="preserve">Today, important problems can only be tackled through collaboration, and </w:t>
+            </w:r>
+            <w:r>
+              <w:rPr>
+                <w:rFonts w:ascii="Calibri" w:eastAsia="Calibri" w:hAnsi="Calibri" w:cs="Calibri"/>
+                <w:b/>
+                <w:bCs/>
+                <w:color w:val="000000"/>
+                <w:sz w:val="19"/>
+                <w:szCs w:val="19"/>
+                <w:lang w:val="en-GB"/>
+              </w:rPr>
+              <w:t xml:space="preserve">I aim to pass this mindset on to my mentees</w:t>
+            </w:r>
+            <w:r>
+              <w:rPr>
+                <w:rFonts w:ascii="Calibri" w:eastAsia="Calibri" w:hAnsi="Calibri" w:cs="Calibri"/>
+                <w:color w:val="000000"/>
+                <w:sz w:val="19"/>
+                <w:szCs w:val="19"/>
+                <w:lang w:val="en-GB"/>
+              </w:rPr>
+              <w:t xml:space="preserve">. I currently supervise two PhD students and co-host a Marie Skłodowska-Curie postdoctoral fellow with G. Smaragdakis. I give them access to my academic network, introduce them to my collaborators and encourage them to establish collaborations of their own. I meet my mentees weekly, both individually and as a group, so that each receives personal guidance while learning from the others' work. </w:t>
+            </w:r>
+            <w:r>
+              <w:rPr>
+                <w:rFonts w:ascii="Calibri" w:eastAsia="Calibri" w:hAnsi="Calibri" w:cs="Calibri"/>
+                <w:b/>
+                <w:bCs/>
+                <w:color w:val="000000"/>
+                <w:sz w:val="19"/>
+                <w:szCs w:val="19"/>
+                <w:lang w:val="en-GB"/>
+              </w:rPr>
+              <w:t xml:space="preserve">My goal is not to find PhD students or postdocs, but to train independent scientists with whom I build long-standing collaborations.</w:t>
+            </w:r>
+          </w:p>
+          <w:p>
+            <w:pPr>
+              <w:rPr>
+                <w:color w:val="auto"/>
+                <w:lang w:val="en-GB" w:eastAsia="nl-NL"/>
+              </w:rPr>
+            </w:pPr>
+          </w:p>
+          <w:p>
+            <w:pPr>
+              <w:rPr>
+                <w:color w:val="auto"/>
+                <w:lang w:val="en-GB" w:eastAsia="nl-NL"/>
+              </w:rPr>
+            </w:pPr>
+            <w:r>
+              <w:rPr>
+                <w:rFonts w:ascii="Calibri" w:eastAsia="Calibri" w:hAnsi="Calibri" w:cs="Calibri"/>
+                <w:color w:val="000000"/>
+                <w:sz w:val="19"/>
+                <w:szCs w:val="19"/>
+                <w:lang w:val="en-GB"/>
+              </w:rPr>
+              <w:t xml:space="preserve">I have also supervised more than ten MSc theses at TU Delft, KU Leuven and TU Braunschweig. My mentees have progressed in their careers: one of my MSc students at KU Leuven continued as a PhD student there, another at TU Delft continued as my own PhD student, and the postdoctoral fellow I co-host has obtained a faculty position at TU Delft.</w:t>
+            </w:r>
+          </w:p>
+          <w:p>
+            <w:pPr>
+              <w:rPr>
+                <w:color w:val="auto"/>
+                <w:lang w:val="en-GB" w:eastAsia="nl-NL"/>
+              </w:rPr>
+            </w:pPr>
+          </w:p>
+          <w:p>
+            <w:pPr>
+              <w:rPr>
+                <w:color w:val="auto"/>
+                <w:lang w:val="en-GB" w:eastAsia="nl-NL"/>
+              </w:rPr>
+            </w:pPr>
+            <w:r>
+              <w:rPr>
+                <w:rFonts w:ascii="Calibri" w:eastAsia="Calibri" w:hAnsi="Calibri" w:cs="Calibri"/>
+                <w:color w:val="000000"/>
+                <w:sz w:val="19"/>
+                <w:szCs w:val="19"/>
+                <w:lang w:val="en-GB"/>
+              </w:rPr>
+              <w:t xml:space="preserve">With a Vidi, I will expand my group with a PhD student and a postdoc working on complementary parts of ACCESS: program analysis to derive compartments, and isolation mechanisms to enforce them. They will work closely together, so that each learns from the other's expertise. I will prepare the postdoc for an independent career by having them co-supervise PhD and MSc students, lead parts of the project and write their own grant proposals.</w:t>
+            </w:r>
+          </w:p>
+          <w:p>
+            <w:pPr>
+              <w:rPr>
+                <w:color w:val="auto"/>
+                <w:lang w:val="en-GB" w:eastAsia="nl-NL"/>
+              </w:rPr>
+            </w:pPr>
+          </w:p>
+          <w:p>
+            <w:pPr>
+              <w:rPr>
+                <w:color w:val="auto"/>
+                <w:lang w:val="en-GB" w:eastAsia="nl-NL"/>
+              </w:rPr>
+            </w:pPr>
+            <w:r>
+              <w:rPr>
+                <w:rFonts w:ascii="Calibri" w:eastAsia="Calibri" w:hAnsi="Calibri" w:cs="Calibri"/>
+                <w:b/>
+                <w:bCs/>
+                <w:color w:val="000000"/>
+                <w:sz w:val="19"/>
+                <w:szCs w:val="19"/>
+                <w:lang w:val="en-GB"/>
+              </w:rPr>
+              <w:t xml:space="preserve">I want my group to be an open and inclusive place where everyone feels safe to share ideas and mistakes.</w:t>
+            </w:r>
+            <w:r>
+              <w:rPr>
+                <w:rFonts w:ascii="Calibri" w:eastAsia="Calibri" w:hAnsi="Calibri" w:cs="Calibri"/>
+                <w:color w:val="000000"/>
+                <w:sz w:val="19"/>
+                <w:szCs w:val="19"/>
+                <w:lang w:val="en-GB"/>
+              </w:rPr>
+              <w:t xml:space="preserve"> We give each other honest, constructive feedback, my mentees present their own work at conferences, and they lead the papers they drive as first authors. I also encourage them to spend time at my collaborators' labs and in industry, as my own internships shaped my career.</w:t>
+            </w:r>
           </w:p>
           <w:p>
             <w:pPr>
@@ -8741,31 +8913,18 @@
                       <w:placeholder>
                         <w:docPart w:val="BCCB0AA2F1FC4FCA8D1FEB34E2B63FED"/>
                       </w:placeholder>
-                      <w:showingPlcHdr/>
                     </w:sdtPr>
                     <w:sdtEndPr/>
                     <w:sdtContent>
                       <w:r>
                         <w:rPr>
-                          <w:rStyle w:val="Tekstvantijdelijkeaanduiding"/>
-                          <w:rFonts w:eastAsia="Calibri"/>
-                          <w:color w:val="808080" w:themeColor="background1" w:themeShade="80"/>
+                          <w:rFonts w:ascii="Calibri" w:eastAsia="Calibri" w:hAnsi="Calibri" w:cs="Calibri"/>
+                          <w:color w:val="000000"/>
                           <w:sz w:val="19"/>
                           <w:szCs w:val="19"/>
                           <w:lang w:val="en-GB"/>
                         </w:rPr>
-                        <w:t>Word count (section 2a</w:t>
-                      </w:r>
-                      <w:r>
-                        <w:rPr>
-                          <w:rStyle w:val="Tekstvantijdelijkeaanduiding"/>
-                          <w:rFonts w:eastAsia="Calibri"/>
-                          <w:color w:val="808080" w:themeColor="background1" w:themeShade="80"/>
-                          <w:sz w:val="19"/>
-                          <w:szCs w:val="19"/>
-                          <w:lang w:val="en-US"/>
-                        </w:rPr>
-                        <w:t>1 + 2a2)</w:t>
+                        <w:t xml:space="preserve">1200</w:t>
                       </w:r>
                     </w:sdtContent>
                   </w:sdt>
@@ -8911,6 +9070,16 @@
                 <w:lang w:val="en-GB"/>
               </w:rPr>
             </w:pPr>
+            <w:r>
+              <w:rPr>
+                <w:rFonts w:ascii="Calibri" w:eastAsia="Calibri" w:hAnsi="Calibri" w:cs="Calibri"/>
+                <w:color w:val="000000"/>
+                <w:sz w:val="19"/>
+                <w:szCs w:val="19"/>
+                <w:lang w:val="en-GB"/>
+              </w:rPr>
+              <w:t xml:space="preserve">In computer security and systems, peer-reviewed conference papers on large prototypes built by teams are the main output. The first author leads the work, usually a PhD student; the last author supervises it. Discovered vulnerabilities, once confirmed by the vendor, receive a CVE identifier: public evidence of real-world security impact.</w:t>
+            </w:r>
           </w:p>
         </w:tc>
       </w:tr>

--- a/drafts/Vidi-2026-Pre-proposal-Voulimeneas.docx
+++ b/drafts/Vidi-2026-Pre-proposal-Voulimeneas.docx
@@ -8324,7 +8324,7 @@
                 <w:szCs w:val="19"/>
                 <w:lang w:val="en-GB"/>
               </w:rPr>
-              <w:t xml:space="preserve">, tracing its execution with dynamic analysis. I first built comprehensive defences that rule out entire classes of known attacks by running diversified copies of a program side by side and detecting when their behaviour diverges (KO1). These strong security results motivated me to make such defences practical, improving their performance (KO2), their compatibility with real-world software, such as programs whose threads share memory (KO3), and their availability, so that protected services keep running while under attack (KO4). One of our latest works in this area received a Distinguished Paper Award and was covered by Dutch media (KO4).</w:t>
+              <w:t xml:space="preserve">, tracing its execution with dynamic analysis. I first built comprehensive defences that rule out entire classes of known attacks by running diversified copies of a program side by side and detecting when their behaviour diverges (KO1). These strong security results motivated me to make such defences practical, improving their performance (KO2) and their availability, so that protected services keep running while under attack (KO3). One of our latest works in this area received a Distinguished Paper Award and was covered by the Dutch trade magazine Security Management (KO3).</w:t>
             </w:r>
           </w:p>
           <w:p>
@@ -8432,7 +8432,7 @@
                 <w:szCs w:val="19"/>
                 <w:lang w:val="en-GB"/>
               </w:rPr>
-              <w:t xml:space="preserve"> (KO5, KO6). Our sandbox design (KO5) led to an invited talk at Intel Labs, the designers of the hardware feature it builds on. With my collaborators, we applied similar mechanisms to graphics drivers and </w:t>
+              <w:t xml:space="preserve"> (KO4, KO5). Our sandbox design (KO4) led to an invited talk at Intel Labs, the designers of the hardware feature it builds on. With my collaborators, we applied similar mechanisms to graphics drivers and </w:t>
             </w:r>
             <w:r>
               <w:rPr>
@@ -8454,7 +8454,7 @@
                 <w:szCs w:val="19"/>
                 <w:lang w:val="en-GB"/>
               </w:rPr>
-              <w:t xml:space="preserve"> in drivers that run on billions of phones and computers (KO7). In parallel, we designed and built fundamental tools that improve the performance, security and compatibility of dynamic analysis in general (KO8, KO9).</w:t>
+              <w:t xml:space="preserve"> in NVIDIA, AMD and ARM drivers (KO6). In parallel, we designed and built fundamental tools that improve the performance, security and compatibility of dynamic analysis in general (KO7–KO9).</w:t>
             </w:r>
           </w:p>
           <w:p>
@@ -8642,7 +8642,7 @@
                 <w:szCs w:val="19"/>
                 <w:lang w:val="en-GB"/>
               </w:rPr>
-              <w:t xml:space="preserve"> I am involved in several efforts for open and reproducible science: I am General Chair of ACM REP 2026, chair artifact evaluation at SOSP 2026, and have served on the artifact evaluation committees of OSDI, PLDI, EuroSys and USENIX Security. In my group, we release all our systems as open-source software. I am also a member of the Technical Steering Committee of the Open Robust Compartmentalization Alliance, an industry–academia initiative under the Linux Foundation that aims to bring compartmentalization from research into widely used software, the very goal of ACCESS.</w:t>
+              <w:t xml:space="preserve"> I contribute to open and reproducible science: I am General Chair of the 2026 ACM Conference on Reproducibility and Replicability, chair artifact evaluation at SOSP 2026, and have served on the artifact evaluation committees of OSDI, PLDI, EuroSys and USENIX Security. In my group, we release all our systems as open-source software. I am also a founding member of the Open Robust Compartmentalization Alliance (KO10) and was elected to its Technical Steering Committee. This industry–academia initiative under the Linux Foundation aims to bring compartmentalization from research into widely used software, the goal of ACCESS.</w:t>
             </w:r>
           </w:p>
           <w:p>
@@ -8690,7 +8690,7 @@
                 <w:szCs w:val="19"/>
                 <w:lang w:val="en-GB"/>
               </w:rPr>
-              <w:t xml:space="preserve">. I currently supervise two PhD students and co-host a Marie Skłodowska-Curie postdoctoral fellow with G. Smaragdakis. I give them access to my academic network, introduce them to my collaborators and encourage them to establish collaborations of their own. I meet my mentees weekly, both individually and as a group, so that each receives personal guidance while learning from the others' work. </w:t>
+              <w:t xml:space="preserve">. I currently supervise two PhD students and co-host a Marie Skłodowska-Curie postdoctoral fellow with G. Smaragdakis. I introduce them to my academic network and encourage them to establish collaborations of their own. I meet my mentees weekly, both individually and as a group, so that each receives personal guidance while learning from the others' work. </w:t>
             </w:r>
             <w:r>
               <w:rPr>
@@ -8728,7 +8728,7 @@
                 <w:szCs w:val="19"/>
                 <w:lang w:val="en-GB"/>
               </w:rPr>
-              <w:t xml:space="preserve">I have also supervised more than ten MSc theses at TU Delft, KU Leuven and TU Braunschweig. My mentees have progressed in their careers: one of my MSc students at KU Leuven continued as a PhD student there, another at TU Delft continued as my own PhD student, and the postdoctoral fellow I co-host has obtained a faculty position at TU Delft.</w:t>
+              <w:t xml:space="preserve">I have also supervised more than ten MSc theses at TU Delft, KU Leuven and TU Braunschweig. My mentees have progressed in their careers: at UC Irvine, I co-supervised a student from MSc to PhD graduation, including our award-winning work (KO3); my MSc students at KU Leuven and TU Delft continued as PhD students, the latter with me; and the postdoctoral fellow I co-host has obtained a faculty position at TU Delft.</w:t>
             </w:r>
           </w:p>
           <w:p>
@@ -8754,7 +8754,7 @@
                 <w:szCs w:val="19"/>
                 <w:lang w:val="en-GB"/>
               </w:rPr>
-              <w:t xml:space="preserve">With a Vidi, I will expand my group with a PhD student and a postdoc working on complementary parts of ACCESS: program analysis to derive compartments, and isolation mechanisms to enforce them. They will work closely together, so that each learns from the other's expertise. I will prepare the postdoc for an independent career by having them co-supervise PhD and MSc students, lead parts of the project and write their own grant proposals.</w:t>
+              <w:t xml:space="preserve">With a Vidi, I will expand my group with a PhD student and a postdoc working on complementary parts of ACCESS: program analysis to derive compartments, and isolation mechanisms to enforce them. They will work closely together and with my other students and collaborators, learning from each other's expertise. I will prepare the postdoc for an independent career by having them co-supervise PhD and MSc students, lead parts of the project and write their own grant proposals.</w:t>
             </w:r>
           </w:p>
           <w:p>
@@ -8792,7 +8792,7 @@
                 <w:szCs w:val="19"/>
                 <w:lang w:val="en-GB"/>
               </w:rPr>
-              <w:t xml:space="preserve"> We give each other honest, constructive feedback, my mentees present their own work at conferences, and they lead the papers they drive as first authors. I also encourage them to spend time at my collaborators' labs and in industry, as my own internships shaped my career.</w:t>
+              <w:t xml:space="preserve"> We give each other honest, constructive feedback, my mentees present their own work at conferences, and lead the papers they drive as first authors. I also encourage them to spend time at my collaborators' labs and in industry, as my own internships shaped my career.</w:t>
             </w:r>
           </w:p>
           <w:p>
@@ -8924,7 +8924,7 @@
                           <w:szCs w:val="19"/>
                           <w:lang w:val="en-GB"/>
                         </w:rPr>
-                        <w:t xml:space="preserve">1200</w:t>
+                        <w:t xml:space="preserve">1197</w:t>
                       </w:r>
                     </w:sdtContent>
                   </w:sdt>
@@ -9251,11 +9251,13 @@
         <w:sdtContent>
           <w:r>
             <w:rPr>
-              <w:rFonts w:asciiTheme="minorHAnsi" w:hAnsiTheme="minorHAnsi" w:cstheme="minorHAnsi"/>
-              <w:color w:val="808080"/>
+              <w:rFonts w:ascii="Calibri" w:eastAsia="Calibri" w:hAnsi="Calibri" w:cs="Calibri"/>
+              <w:color w:val="000000"/>
+              <w:sz w:val="19"/>
+              <w:szCs w:val="19"/>
               <w:lang w:val="en-GB"/>
             </w:rPr>
-            <w:t>Yes/No</w:t>
+            <w:t xml:space="preserve">Yes</w:t>
           </w:r>
         </w:sdtContent>
       </w:sdt>
@@ -9324,6 +9326,28 @@
                 <w:lang w:val="en-GB"/>
               </w:rPr>
             </w:pPr>
+            <w:r>
+              <w:rPr>
+                <w:rFonts w:ascii="Calibri" w:eastAsia="Calibri" w:hAnsi="Calibri" w:cs="Calibri"/>
+                <w:b/>
+                <w:bCs/>
+                <w:color w:val="000000"/>
+                <w:sz w:val="19"/>
+                <w:szCs w:val="19"/>
+                <w:lang w:val="en-GB"/>
+              </w:rPr>
+              <w:t xml:space="preserve">Voulimeneas, Alexios</w:t>
+            </w:r>
+            <w:r>
+              <w:rPr>
+                <w:rFonts w:ascii="Calibri" w:eastAsia="Calibri" w:hAnsi="Calibri" w:cs="Calibri"/>
+                <w:color w:val="000000"/>
+                <w:sz w:val="19"/>
+                <w:szCs w:val="19"/>
+                <w:lang w:val="en-GB"/>
+              </w:rPr>
+              <w:t xml:space="preserve">; Song, Dokyung; Parzefall, Fabian; Na, Yeoul; Larsen, Per; Franz, Michael; Volckaert, Stijn. Distributed Heterogeneous N-Variant Execution. Detection of Intrusions and Malware, and Vulnerability Assessment (DIMVA 2020), Lecture Notes in Computer Science 12223, 217–237, 2020, Springer.</w:t>
+            </w:r>
           </w:p>
         </w:tc>
       </w:tr>
@@ -9380,6 +9404,29 @@
                 <w:lang w:val="en-GB"/>
               </w:rPr>
             </w:pPr>
+            <w:r>
+              <w:rPr>
+                <w:rFonts w:ascii="Calibri" w:eastAsia="Calibri" w:hAnsi="Calibri" w:cs="Calibri"/>
+                <w:color w:val="000000"/>
+                <w:sz w:val="19"/>
+                <w:szCs w:val="19"/>
+                <w:lang w:val="en-GB"/>
+              </w:rPr>
+              <w:t xml:space="preserve">https://doi.org/10.1007/978-3-030-52683-2_11</w:t>
+            </w:r>
+            <w:r>
+              <w:br/>
+            </w:r>
+            <w:r>
+              <w:rPr>
+                <w:rFonts w:ascii="Calibri" w:eastAsia="Calibri" w:hAnsi="Calibri" w:cs="Calibri"/>
+                <w:color w:val="000000"/>
+                <w:sz w:val="19"/>
+                <w:szCs w:val="19"/>
+                <w:lang w:val="en-GB"/>
+              </w:rPr>
+              <w:t xml:space="preserve">https://alexios-voulimeneas.github.io/papers/dimva20-paper27-final.pdf</w:t>
+            </w:r>
           </w:p>
         </w:tc>
       </w:tr>
@@ -9508,13 +9555,13 @@
               <w:sdtContent>
                 <w:r>
                   <w:rPr>
-                    <w:rStyle w:val="Tekstvantijdelijkeaanduiding"/>
-                    <w:rFonts w:asciiTheme="minorHAnsi" w:eastAsia="Calibri" w:hAnsiTheme="minorHAnsi" w:cstheme="minorHAnsi"/>
+                    <w:rFonts w:ascii="Calibri" w:eastAsia="Calibri" w:hAnsi="Calibri" w:cs="Calibri"/>
+                    <w:color w:val="000000"/>
                     <w:sz w:val="19"/>
                     <w:szCs w:val="19"/>
                     <w:lang w:val="en-GB"/>
                   </w:rPr>
-                  <w:t>Choose an output type</w:t>
+                  <w:t xml:space="preserve">Conference paper</w:t>
                 </w:r>
               </w:sdtContent>
             </w:sdt>
@@ -9657,13 +9704,13 @@
               <w:sdtContent>
                 <w:r>
                   <w:rPr>
-                    <w:rStyle w:val="Tekstvantijdelijkeaanduiding"/>
-                    <w:rFonts w:asciiTheme="minorHAnsi" w:eastAsia="Calibri" w:hAnsiTheme="minorHAnsi" w:cstheme="minorHAnsi"/>
+                    <w:rFonts w:ascii="Calibri" w:eastAsia="Calibri" w:hAnsi="Calibri" w:cs="Calibri"/>
+                    <w:color w:val="000000"/>
                     <w:sz w:val="19"/>
                     <w:szCs w:val="19"/>
                     <w:lang w:val="en-GB"/>
                   </w:rPr>
-                  <w:t>Choose an indicator</w:t>
+                  <w:t xml:space="preserve">Originality/novelty</w:t>
                 </w:r>
               </w:sdtContent>
             </w:sdt>
@@ -9906,6 +9953,16 @@
                 <w:lang w:val="en-GB"/>
               </w:rPr>
             </w:pPr>
+            <w:r>
+              <w:rPr>
+                <w:rFonts w:ascii="Calibri" w:eastAsia="Calibri" w:hAnsi="Calibri" w:cs="Calibri"/>
+                <w:color w:val="000000"/>
+                <w:sz w:val="19"/>
+                <w:szCs w:val="19"/>
+                <w:lang w:val="en-GB"/>
+              </w:rPr>
+              <w:t xml:space="preserve">As first author, I designed and built the first N-variant execution system that runs diversified copies of a program on machines with different hardware architectures, so that a single exploit cannot compromise all copies at once. I led the design, implementation, evaluation and writing. This work formed the core of my PhD thesis and the foundation of my later work on performance and availability (KO2, KO3).</w:t>
+            </w:r>
           </w:p>
         </w:tc>
       </w:tr>
@@ -10054,11 +10111,13 @@
         <w:sdtContent>
           <w:r>
             <w:rPr>
-              <w:rFonts w:asciiTheme="minorHAnsi" w:hAnsiTheme="minorHAnsi" w:cstheme="minorHAnsi"/>
-              <w:color w:val="808080"/>
+              <w:rFonts w:ascii="Calibri" w:eastAsia="Calibri" w:hAnsi="Calibri" w:cs="Calibri"/>
+              <w:color w:val="000000"/>
+              <w:sz w:val="19"/>
+              <w:szCs w:val="19"/>
               <w:lang w:val="en-GB"/>
             </w:rPr>
-            <w:t>Yes/No</w:t>
+            <w:t xml:space="preserve">Yes</w:t>
           </w:r>
         </w:sdtContent>
       </w:sdt>
@@ -10127,6 +10186,28 @@
                 <w:lang w:val="en-GB"/>
               </w:rPr>
             </w:pPr>
+            <w:r>
+              <w:rPr>
+                <w:rFonts w:ascii="Calibri" w:eastAsia="Calibri" w:hAnsi="Calibri" w:cs="Calibri"/>
+                <w:b/>
+                <w:bCs/>
+                <w:color w:val="000000"/>
+                <w:sz w:val="19"/>
+                <w:szCs w:val="19"/>
+                <w:lang w:val="en-GB"/>
+              </w:rPr>
+              <w:t xml:space="preserve">Voulimeneas, Alexios</w:t>
+            </w:r>
+            <w:r>
+              <w:rPr>
+                <w:rFonts w:ascii="Calibri" w:eastAsia="Calibri" w:hAnsi="Calibri" w:cs="Calibri"/>
+                <w:color w:val="000000"/>
+                <w:sz w:val="19"/>
+                <w:szCs w:val="19"/>
+                <w:lang w:val="en-GB"/>
+              </w:rPr>
+              <w:t xml:space="preserve">; Song, Dokyung; Larsen, Per; Franz, Michael; Volckaert, Stijn. dMVX: Secure and Efficient Multi-Variant Execution in a Distributed Setting. Proceedings of the 14th European Workshop on Systems Security (EuroSec 2021), 41–47, 2021, ACM.</w:t>
+            </w:r>
           </w:p>
         </w:tc>
       </w:tr>
@@ -10183,6 +10264,29 @@
                 <w:lang w:val="en-GB"/>
               </w:rPr>
             </w:pPr>
+            <w:r>
+              <w:rPr>
+                <w:rFonts w:ascii="Calibri" w:eastAsia="Calibri" w:hAnsi="Calibri" w:cs="Calibri"/>
+                <w:color w:val="000000"/>
+                <w:sz w:val="19"/>
+                <w:szCs w:val="19"/>
+                <w:lang w:val="en-GB"/>
+              </w:rPr>
+              <w:t xml:space="preserve">https://doi.org/10.1145/3447852.3458714</w:t>
+            </w:r>
+            <w:r>
+              <w:br/>
+            </w:r>
+            <w:r>
+              <w:rPr>
+                <w:rFonts w:ascii="Calibri" w:eastAsia="Calibri" w:hAnsi="Calibri" w:cs="Calibri"/>
+                <w:color w:val="000000"/>
+                <w:sz w:val="19"/>
+                <w:szCs w:val="19"/>
+                <w:lang w:val="en-GB"/>
+              </w:rPr>
+              <w:t xml:space="preserve">https://arxiv.org/abs/2011.02091</w:t>
+            </w:r>
           </w:p>
         </w:tc>
       </w:tr>
@@ -10250,7 +10354,6 @@
                 <w:placeholder>
                   <w:docPart w:val="CD027584E9D14A248943BB0547FE958A"/>
                 </w:placeholder>
-                <w:showingPlcHdr/>
                 <w:comboBox>
                   <w:listItem w:displayText="Addendum" w:value="Addendum"/>
                   <w:listItem w:displayText="Article, non-refereed" w:value="Article, non-refereed"/>
@@ -10312,13 +10415,13 @@
               <w:sdtContent>
                 <w:r>
                   <w:rPr>
-                    <w:rStyle w:val="Tekstvantijdelijkeaanduiding"/>
-                    <w:rFonts w:asciiTheme="minorHAnsi" w:eastAsia="Calibri" w:hAnsiTheme="minorHAnsi" w:cstheme="minorHAnsi"/>
+                    <w:rFonts w:ascii="Calibri" w:eastAsia="Calibri" w:hAnsi="Calibri" w:cs="Calibri"/>
+                    <w:color w:val="000000"/>
                     <w:sz w:val="19"/>
                     <w:szCs w:val="19"/>
                     <w:lang w:val="en-GB"/>
                   </w:rPr>
-                  <w:t>Choose an output type</w:t>
+                  <w:t xml:space="preserve">Conference paper</w:t>
                 </w:r>
               </w:sdtContent>
             </w:sdt>
@@ -10418,7 +10521,6 @@
                 <w:placeholder>
                   <w:docPart w:val="59A6FC9097384FF4B1029FE19AB1E3E9"/>
                 </w:placeholder>
-                <w:showingPlcHdr/>
                 <w:comboBox>
                   <w:listItem w:displayText="Academic awards, prizes and/or grants directly related to this output" w:value="Academic awards, prizes and/or grants directly related to this output"/>
                   <w:listItem w:displayText="Academic collaboration and/or interdisciplinary engagement" w:value="Academic collaboration and/or interdisciplinary engagement"/>
@@ -10462,13 +10564,13 @@
               <w:sdtContent>
                 <w:r>
                   <w:rPr>
-                    <w:rStyle w:val="Tekstvantijdelijkeaanduiding"/>
-                    <w:rFonts w:asciiTheme="minorHAnsi" w:eastAsia="Calibri" w:hAnsiTheme="minorHAnsi" w:cstheme="minorHAnsi"/>
+                    <w:rFonts w:ascii="Calibri" w:eastAsia="Calibri" w:hAnsi="Calibri" w:cs="Calibri"/>
+                    <w:color w:val="000000"/>
                     <w:sz w:val="19"/>
                     <w:szCs w:val="19"/>
                     <w:lang w:val="en-GB"/>
                   </w:rPr>
-                  <w:t>Choose an indicator</w:t>
+                  <w:t xml:space="preserve">Originality/novelty</w:t>
                 </w:r>
               </w:sdtContent>
             </w:sdt>
@@ -10505,7 +10607,6 @@
                 <w:placeholder>
                   <w:docPart w:val="6DD6549C851346CC8BB40FD47C31B64C"/>
                 </w:placeholder>
-                <w:showingPlcHdr/>
                 <w:comboBox>
                   <w:listItem w:displayText="Academic awards, prizes and/or grants directly related to this output" w:value="Academic awards, prizes and/or grants directly related to this output"/>
                   <w:listItem w:displayText="Academic collaboration and/or interdisciplinary engagement" w:value="Academic collaboration and/or interdisciplinary engagement"/>
@@ -10549,13 +10650,13 @@
               <w:sdtContent>
                 <w:r>
                   <w:rPr>
-                    <w:rStyle w:val="Tekstvantijdelijkeaanduiding"/>
-                    <w:rFonts w:asciiTheme="minorHAnsi" w:eastAsia="Calibri" w:hAnsiTheme="minorHAnsi" w:cstheme="minorHAnsi"/>
+                    <w:rFonts w:ascii="Calibri" w:eastAsia="Calibri" w:hAnsi="Calibri" w:cs="Calibri"/>
+                    <w:color w:val="000000"/>
                     <w:sz w:val="19"/>
                     <w:szCs w:val="19"/>
                     <w:lang w:val="en-GB"/>
                   </w:rPr>
-                  <w:t>Optional: choose a second indicator</w:t>
+                  <w:t xml:space="preserve">Academic awards, prizes and/or grants directly related to this output</w:t>
                 </w:r>
               </w:sdtContent>
             </w:sdt>
@@ -10711,6 +10812,16 @@
                 <w:lang w:val="en-GB"/>
               </w:rPr>
             </w:pPr>
+            <w:r>
+              <w:rPr>
+                <w:rFonts w:ascii="Calibri" w:eastAsia="Calibri" w:hAnsi="Calibri" w:cs="Calibri"/>
+                <w:color w:val="000000"/>
+                <w:sz w:val="19"/>
+                <w:szCs w:val="19"/>
+                <w:lang w:val="en-GB"/>
+              </w:rPr>
+              <w:t xml:space="preserve">Building on KO1, I introduced novel operating-system abstractions that reduce the run-time overhead of distributed multi-variant execution to single-digit percentages. As first author, I led the design, implementation and writing. These results motivated a proposal to the US Office of Naval Research that I co-wrote with my PhD advisor; it was funded and supported the PhD of the first author of KO3.</w:t>
+            </w:r>
           </w:p>
         </w:tc>
       </w:tr>
@@ -10858,11 +10969,13 @@
         <w:sdtContent>
           <w:r>
             <w:rPr>
-              <w:rFonts w:asciiTheme="minorHAnsi" w:hAnsiTheme="minorHAnsi" w:cstheme="minorHAnsi"/>
-              <w:color w:val="808080"/>
+              <w:rFonts w:ascii="Calibri" w:eastAsia="Calibri" w:hAnsi="Calibri" w:cs="Calibri"/>
+              <w:color w:val="000000"/>
+              <w:sz w:val="19"/>
+              <w:szCs w:val="19"/>
               <w:lang w:val="en-GB"/>
             </w:rPr>
-            <w:t>Yes/No</w:t>
+            <w:t xml:space="preserve">Yes</w:t>
           </w:r>
         </w:sdtContent>
       </w:sdt>
@@ -10931,6 +11044,38 @@
                 <w:lang w:val="en-GB"/>
               </w:rPr>
             </w:pPr>
+            <w:r>
+              <w:rPr>
+                <w:rFonts w:ascii="Calibri" w:eastAsia="Calibri" w:hAnsi="Calibri" w:cs="Calibri"/>
+                <w:color w:val="000000"/>
+                <w:sz w:val="19"/>
+                <w:szCs w:val="19"/>
+                <w:lang w:val="en-GB"/>
+              </w:rPr>
+              <w:t xml:space="preserve">Rösti, André; Volckaert, Stijn; Franz, Michael; </w:t>
+            </w:r>
+            <w:r>
+              <w:rPr>
+                <w:rFonts w:ascii="Calibri" w:eastAsia="Calibri" w:hAnsi="Calibri" w:cs="Calibri"/>
+                <w:b/>
+                <w:bCs/>
+                <w:color w:val="000000"/>
+                <w:sz w:val="19"/>
+                <w:szCs w:val="19"/>
+                <w:lang w:val="en-GB"/>
+              </w:rPr>
+              <w:t xml:space="preserve">Voulimeneas, Alexios</w:t>
+            </w:r>
+            <w:r>
+              <w:rPr>
+                <w:rFonts w:ascii="Calibri" w:eastAsia="Calibri" w:hAnsi="Calibri" w:cs="Calibri"/>
+                <w:color w:val="000000"/>
+                <w:sz w:val="19"/>
+                <w:szCs w:val="19"/>
+                <w:lang w:val="en-GB"/>
+              </w:rPr>
+              <w:t xml:space="preserve">. I'll Be There for You! Perpetual Availability in the A8 MVX System. 2024 Annual Computer Security Applications Conference (ACSAC 2024), 520–533, 2024, IEEE.</w:t>
+            </w:r>
           </w:p>
         </w:tc>
       </w:tr>
@@ -10987,6 +11132,29 @@
                 <w:lang w:val="en-GB"/>
               </w:rPr>
             </w:pPr>
+            <w:r>
+              <w:rPr>
+                <w:rFonts w:ascii="Calibri" w:eastAsia="Calibri" w:hAnsi="Calibri" w:cs="Calibri"/>
+                <w:color w:val="000000"/>
+                <w:sz w:val="19"/>
+                <w:szCs w:val="19"/>
+                <w:lang w:val="en-GB"/>
+              </w:rPr>
+              <w:t xml:space="preserve">https://doi.org/10.1109/ACSAC63791.2024.00052</w:t>
+            </w:r>
+            <w:r>
+              <w:br/>
+            </w:r>
+            <w:r>
+              <w:rPr>
+                <w:rFonts w:ascii="Calibri" w:eastAsia="Calibri" w:hAnsi="Calibri" w:cs="Calibri"/>
+                <w:color w:val="000000"/>
+                <w:sz w:val="19"/>
+                <w:szCs w:val="19"/>
+                <w:lang w:val="en-GB"/>
+              </w:rPr>
+              <w:t xml:space="preserve">https://alexios-voulimeneas.github.io/papers/a8acsac2024.pdf</w:t>
+            </w:r>
           </w:p>
         </w:tc>
       </w:tr>
@@ -11054,7 +11222,6 @@
                 <w:placeholder>
                   <w:docPart w:val="BA2A2D9366C64574867D595BFBFC7393"/>
                 </w:placeholder>
-                <w:showingPlcHdr/>
                 <w:comboBox>
                   <w:listItem w:displayText="Addendum" w:value="Addendum"/>
                   <w:listItem w:displayText="Article, non-refereed" w:value="Article, non-refereed"/>
@@ -11116,13 +11283,13 @@
               <w:sdtContent>
                 <w:r>
                   <w:rPr>
-                    <w:rStyle w:val="Tekstvantijdelijkeaanduiding"/>
-                    <w:rFonts w:asciiTheme="minorHAnsi" w:eastAsia="Calibri" w:hAnsiTheme="minorHAnsi" w:cstheme="minorHAnsi"/>
+                    <w:rFonts w:ascii="Calibri" w:eastAsia="Calibri" w:hAnsi="Calibri" w:cs="Calibri"/>
+                    <w:color w:val="000000"/>
                     <w:sz w:val="19"/>
                     <w:szCs w:val="19"/>
                     <w:lang w:val="en-GB"/>
                   </w:rPr>
-                  <w:t>Choose an output type</w:t>
+                  <w:t xml:space="preserve">Conference paper</w:t>
                 </w:r>
               </w:sdtContent>
             </w:sdt>
@@ -11222,7 +11389,6 @@
                 <w:placeholder>
                   <w:docPart w:val="94053FA5A38745DCA2438A564EB73BD7"/>
                 </w:placeholder>
-                <w:showingPlcHdr/>
                 <w:comboBox>
                   <w:listItem w:displayText="Academic awards, prizes and/or grants directly related to this output" w:value="Academic awards, prizes and/or grants directly related to this output"/>
                   <w:listItem w:displayText="Academic collaboration and/or interdisciplinary engagement" w:value="Academic collaboration and/or interdisciplinary engagement"/>
@@ -11266,13 +11432,13 @@
               <w:sdtContent>
                 <w:r>
                   <w:rPr>
-                    <w:rStyle w:val="Tekstvantijdelijkeaanduiding"/>
-                    <w:rFonts w:asciiTheme="minorHAnsi" w:eastAsia="Calibri" w:hAnsiTheme="minorHAnsi" w:cstheme="minorHAnsi"/>
+                    <w:rFonts w:ascii="Calibri" w:eastAsia="Calibri" w:hAnsi="Calibri" w:cs="Calibri"/>
+                    <w:color w:val="000000"/>
                     <w:sz w:val="19"/>
                     <w:szCs w:val="19"/>
                     <w:lang w:val="en-GB"/>
                   </w:rPr>
-                  <w:t>Choose an indicator</w:t>
+                  <w:t xml:space="preserve">Academic awards, prizes and/or grants directly related to this output</w:t>
                 </w:r>
               </w:sdtContent>
             </w:sdt>
@@ -11309,7 +11475,6 @@
                 <w:placeholder>
                   <w:docPart w:val="113E21E2789E4A86B751BB39D24A0C5A"/>
                 </w:placeholder>
-                <w:showingPlcHdr/>
                 <w:comboBox>
                   <w:listItem w:displayText="Academic awards, prizes and/or grants directly related to this output" w:value="Academic awards, prizes and/or grants directly related to this output"/>
                   <w:listItem w:displayText="Academic collaboration and/or interdisciplinary engagement" w:value="Academic collaboration and/or interdisciplinary engagement"/>
@@ -11353,13 +11518,13 @@
               <w:sdtContent>
                 <w:r>
                   <w:rPr>
-                    <w:rStyle w:val="Tekstvantijdelijkeaanduiding"/>
-                    <w:rFonts w:asciiTheme="minorHAnsi" w:eastAsia="Calibri" w:hAnsiTheme="minorHAnsi" w:cstheme="minorHAnsi"/>
+                    <w:rFonts w:ascii="Calibri" w:eastAsia="Calibri" w:hAnsi="Calibri" w:cs="Calibri"/>
+                    <w:color w:val="000000"/>
                     <w:sz w:val="19"/>
                     <w:szCs w:val="19"/>
                     <w:lang w:val="en-GB"/>
                   </w:rPr>
-                  <w:t>Optional: choose a second indicator</w:t>
+                  <w:t xml:space="preserve">Mass media coverage</w:t>
                 </w:r>
               </w:sdtContent>
             </w:sdt>
@@ -11396,7 +11561,6 @@
                 <w:placeholder>
                   <w:docPart w:val="6919C71C7DBA4C139CEEC97055FE255C"/>
                 </w:placeholder>
-                <w:showingPlcHdr/>
                 <w:comboBox>
                   <w:listItem w:displayText="Academic awards, prizes and/or grants directly related to this output" w:value="Academic awards, prizes and/or grants directly related to this output"/>
                   <w:listItem w:displayText="Academic collaboration and/or interdisciplinary engagement" w:value="Academic collaboration and/or interdisciplinary engagement"/>
@@ -11440,13 +11604,13 @@
               <w:sdtContent>
                 <w:r>
                   <w:rPr>
-                    <w:rStyle w:val="Tekstvantijdelijkeaanduiding"/>
-                    <w:rFonts w:asciiTheme="minorHAnsi" w:eastAsia="Calibri" w:hAnsiTheme="minorHAnsi" w:cstheme="minorHAnsi"/>
+                    <w:rFonts w:ascii="Calibri" w:eastAsia="Calibri" w:hAnsi="Calibri" w:cs="Calibri"/>
+                    <w:color w:val="000000"/>
                     <w:sz w:val="19"/>
                     <w:szCs w:val="19"/>
                     <w:lang w:val="en-GB"/>
                   </w:rPr>
-                  <w:t>Optional: choose a third indicator</w:t>
+                  <w:t xml:space="preserve">Reproducibility</w:t>
                 </w:r>
               </w:sdtContent>
             </w:sdt>
@@ -11515,6 +11679,16 @@
                 <w:lang w:val="en-GB"/>
               </w:rPr>
             </w:pPr>
+            <w:r>
+              <w:rPr>
+                <w:rFonts w:ascii="Calibri" w:eastAsia="Calibri" w:hAnsi="Calibri" w:cs="Calibri"/>
+                <w:color w:val="000000"/>
+                <w:sz w:val="19"/>
+                <w:szCs w:val="19"/>
+                <w:lang w:val="en-GB"/>
+              </w:rPr>
+              <w:t xml:space="preserve">Multi-variant execution stops attacks by terminating the program, which makes it unusable for services that must stay online. A8 keeps protected services running while under attack. As last author, I shaped the project and guided its design and evaluation; the first author is a student I co-supervised at UC Irvine from MSc to PhD graduation. The paper received the Distinguished Paper Award with Artifact and was covered by the Dutch trade magazine Security Management.</w:t>
+            </w:r>
           </w:p>
         </w:tc>
       </w:tr>
@@ -11662,11 +11836,13 @@
         <w:sdtContent>
           <w:r>
             <w:rPr>
-              <w:rFonts w:asciiTheme="minorHAnsi" w:hAnsiTheme="minorHAnsi" w:cstheme="minorHAnsi"/>
-              <w:color w:val="808080"/>
+              <w:rFonts w:ascii="Calibri" w:eastAsia="Calibri" w:hAnsi="Calibri" w:cs="Calibri"/>
+              <w:color w:val="000000"/>
+              <w:sz w:val="19"/>
+              <w:szCs w:val="19"/>
               <w:lang w:val="en-GB"/>
             </w:rPr>
-            <w:t>Yes/No</w:t>
+            <w:t xml:space="preserve">Yes</w:t>
           </w:r>
         </w:sdtContent>
       </w:sdt>
@@ -11735,6 +11911,28 @@
                 <w:lang w:val="en-GB"/>
               </w:rPr>
             </w:pPr>
+            <w:r>
+              <w:rPr>
+                <w:rFonts w:ascii="Calibri" w:eastAsia="Calibri" w:hAnsi="Calibri" w:cs="Calibri"/>
+                <w:b/>
+                <w:bCs/>
+                <w:color w:val="000000"/>
+                <w:sz w:val="19"/>
+                <w:szCs w:val="19"/>
+                <w:lang w:val="en-GB"/>
+              </w:rPr>
+              <w:t xml:space="preserve">Voulimeneas, Alexios</w:t>
+            </w:r>
+            <w:r>
+              <w:rPr>
+                <w:rFonts w:ascii="Calibri" w:eastAsia="Calibri" w:hAnsi="Calibri" w:cs="Calibri"/>
+                <w:color w:val="000000"/>
+                <w:sz w:val="19"/>
+                <w:szCs w:val="19"/>
+                <w:lang w:val="en-GB"/>
+              </w:rPr>
+              <w:t xml:space="preserve">; Vinck, Jonas; Mechelinck, Ruben; Volckaert, Stijn. You Shall Not (by)Pass! Practical, Secure, and Fast PKU-based Sandboxing. Proceedings of the Seventeenth European Conference on Computer Systems (EuroSys 2022), 266–282, 2022, ACM.</w:t>
+            </w:r>
           </w:p>
         </w:tc>
       </w:tr>
@@ -11791,6 +11989,29 @@
                 <w:lang w:val="en-GB"/>
               </w:rPr>
             </w:pPr>
+            <w:r>
+              <w:rPr>
+                <w:rFonts w:ascii="Calibri" w:eastAsia="Calibri" w:hAnsi="Calibri" w:cs="Calibri"/>
+                <w:color w:val="000000"/>
+                <w:sz w:val="19"/>
+                <w:szCs w:val="19"/>
+                <w:lang w:val="en-GB"/>
+              </w:rPr>
+              <w:t xml:space="preserve">https://doi.org/10.1145/3492321.3519560</w:t>
+            </w:r>
+            <w:r>
+              <w:br/>
+            </w:r>
+            <w:r>
+              <w:rPr>
+                <w:rFonts w:ascii="Calibri" w:eastAsia="Calibri" w:hAnsi="Calibri" w:cs="Calibri"/>
+                <w:color w:val="000000"/>
+                <w:sz w:val="19"/>
+                <w:szCs w:val="19"/>
+                <w:lang w:val="en-GB"/>
+              </w:rPr>
+              <w:t xml:space="preserve">https://alexios-voulimeneas.github.io/papers/cerberus.pdf</w:t>
+            </w:r>
           </w:p>
         </w:tc>
       </w:tr>
@@ -11858,7 +12079,6 @@
                 <w:placeholder>
                   <w:docPart w:val="4776045333764AE3B514E128AB92C82F"/>
                 </w:placeholder>
-                <w:showingPlcHdr/>
                 <w:comboBox>
                   <w:listItem w:displayText="Addendum" w:value="Addendum"/>
                   <w:listItem w:displayText="Article, non-refereed" w:value="Article, non-refereed"/>
@@ -11920,13 +12140,13 @@
               <w:sdtContent>
                 <w:r>
                   <w:rPr>
-                    <w:rStyle w:val="Tekstvantijdelijkeaanduiding"/>
-                    <w:rFonts w:asciiTheme="minorHAnsi" w:eastAsia="Calibri" w:hAnsiTheme="minorHAnsi" w:cstheme="minorHAnsi"/>
+                    <w:rFonts w:ascii="Calibri" w:eastAsia="Calibri" w:hAnsi="Calibri" w:cs="Calibri"/>
+                    <w:color w:val="000000"/>
                     <w:sz w:val="19"/>
                     <w:szCs w:val="19"/>
                     <w:lang w:val="en-GB"/>
                   </w:rPr>
-                  <w:t>Choose an output type</w:t>
+                  <w:t xml:space="preserve">Conference paper</w:t>
                 </w:r>
               </w:sdtContent>
             </w:sdt>
@@ -12026,7 +12246,6 @@
                 <w:placeholder>
                   <w:docPart w:val="74957F6CAA6D4A4DAE3230A087F63993"/>
                 </w:placeholder>
-                <w:showingPlcHdr/>
                 <w:comboBox>
                   <w:listItem w:displayText="Academic awards, prizes and/or grants directly related to this output" w:value="Academic awards, prizes and/or grants directly related to this output"/>
                   <w:listItem w:displayText="Academic collaboration and/or interdisciplinary engagement" w:value="Academic collaboration and/or interdisciplinary engagement"/>
@@ -12070,13 +12289,13 @@
               <w:sdtContent>
                 <w:r>
                   <w:rPr>
-                    <w:rStyle w:val="Tekstvantijdelijkeaanduiding"/>
-                    <w:rFonts w:asciiTheme="minorHAnsi" w:eastAsia="Calibri" w:hAnsiTheme="minorHAnsi" w:cstheme="minorHAnsi"/>
+                    <w:rFonts w:ascii="Calibri" w:eastAsia="Calibri" w:hAnsi="Calibri" w:cs="Calibri"/>
+                    <w:color w:val="000000"/>
                     <w:sz w:val="19"/>
                     <w:szCs w:val="19"/>
                     <w:lang w:val="en-GB"/>
                   </w:rPr>
-                  <w:t>Choose an indicator</w:t>
+                  <w:t xml:space="preserve">Academic invitations directly related to this output</w:t>
                 </w:r>
               </w:sdtContent>
             </w:sdt>
@@ -12113,7 +12332,6 @@
                 <w:placeholder>
                   <w:docPart w:val="64213A837BDB43559AA43CF7804F9CA2"/>
                 </w:placeholder>
-                <w:showingPlcHdr/>
                 <w:comboBox>
                   <w:listItem w:displayText="Academic awards, prizes and/or grants directly related to this output" w:value="Academic awards, prizes and/or grants directly related to this output"/>
                   <w:listItem w:displayText="Academic collaboration and/or interdisciplinary engagement" w:value="Academic collaboration and/or interdisciplinary engagement"/>
@@ -12157,13 +12375,13 @@
               <w:sdtContent>
                 <w:r>
                   <w:rPr>
-                    <w:rStyle w:val="Tekstvantijdelijkeaanduiding"/>
-                    <w:rFonts w:asciiTheme="minorHAnsi" w:eastAsia="Calibri" w:hAnsiTheme="minorHAnsi" w:cstheme="minorHAnsi"/>
+                    <w:rFonts w:ascii="Calibri" w:eastAsia="Calibri" w:hAnsi="Calibri" w:cs="Calibri"/>
+                    <w:color w:val="000000"/>
                     <w:sz w:val="19"/>
                     <w:szCs w:val="19"/>
                     <w:lang w:val="en-GB"/>
                   </w:rPr>
-                  <w:t>Optional: choose a second indicator</w:t>
+                  <w:t xml:space="preserve">Industry use/interest</w:t>
                 </w:r>
               </w:sdtContent>
             </w:sdt>
@@ -12319,6 +12537,16 @@
                 <w:lang w:val="en-GB"/>
               </w:rPr>
             </w:pPr>
+            <w:r>
+              <w:rPr>
+                <w:rFonts w:ascii="Calibri" w:eastAsia="Calibri" w:hAnsi="Calibri" w:cs="Calibri"/>
+                <w:color w:val="000000"/>
+                <w:sz w:val="19"/>
+                <w:szCs w:val="19"/>
+                <w:lang w:val="en-GB"/>
+              </w:rPr>
+              <w:t xml:space="preserve">Intel's memory protection keys enable fast isolation within a process, but existing sandboxes built on them could be bypassed through the operating system. As first author, I designed and built a sandbox that closes these bypasses while keeping overheads low. The work led to invited talks at Intel Labs, the designers of the hardware feature, and at ORCA (KO10). It directly underpins the isolation layer of ACCESS.</w:t>
+            </w:r>
           </w:p>
         </w:tc>
       </w:tr>
@@ -12466,11 +12694,13 @@
         <w:sdtContent>
           <w:r>
             <w:rPr>
-              <w:rFonts w:asciiTheme="minorHAnsi" w:hAnsiTheme="minorHAnsi" w:cstheme="minorHAnsi"/>
-              <w:color w:val="808080"/>
+              <w:rFonts w:ascii="Calibri" w:eastAsia="Calibri" w:hAnsi="Calibri" w:cs="Calibri"/>
+              <w:color w:val="000000"/>
+              <w:sz w:val="19"/>
+              <w:szCs w:val="19"/>
               <w:lang w:val="en-GB"/>
             </w:rPr>
-            <w:t>Yes/No</w:t>
+            <w:t xml:space="preserve">Yes</w:t>
           </w:r>
         </w:sdtContent>
       </w:sdt>
@@ -12539,6 +12769,38 @@
                 <w:lang w:val="en-GB"/>
               </w:rPr>
             </w:pPr>
+            <w:r>
+              <w:rPr>
+                <w:rFonts w:ascii="Calibri" w:eastAsia="Calibri" w:hAnsi="Calibri" w:cs="Calibri"/>
+                <w:color w:val="000000"/>
+                <w:sz w:val="19"/>
+                <w:szCs w:val="19"/>
+                <w:lang w:val="en-GB"/>
+              </w:rPr>
+              <w:t xml:space="preserve">Vinck, Jonas; Jacobs, Adriaan; </w:t>
+            </w:r>
+            <w:r>
+              <w:rPr>
+                <w:rFonts w:ascii="Calibri" w:eastAsia="Calibri" w:hAnsi="Calibri" w:cs="Calibri"/>
+                <w:b/>
+                <w:bCs/>
+                <w:color w:val="000000"/>
+                <w:sz w:val="19"/>
+                <w:szCs w:val="19"/>
+                <w:lang w:val="en-GB"/>
+              </w:rPr>
+              <w:t xml:space="preserve">Voulimeneas, Alexios</w:t>
+            </w:r>
+            <w:r>
+              <w:rPr>
+                <w:rFonts w:ascii="Calibri" w:eastAsia="Calibri" w:hAnsi="Calibri" w:cs="Calibri"/>
+                <w:color w:val="000000"/>
+                <w:sz w:val="19"/>
+                <w:szCs w:val="19"/>
+                <w:lang w:val="en-GB"/>
+              </w:rPr>
+              <w:t xml:space="preserve">; Volckaert, Stijn. Divide and Conquer: Introducing Partial Multi-Variant Execution. 2025 IEEE 10th European Symposium on Security and Privacy (EuroS&amp;P 2025), 1049–1066, 2025, IEEE.</w:t>
+            </w:r>
           </w:p>
         </w:tc>
       </w:tr>
@@ -12596,6 +12858,29 @@
                 <w:lang w:val="en-GB"/>
               </w:rPr>
             </w:pPr>
+            <w:r>
+              <w:rPr>
+                <w:rFonts w:ascii="Calibri" w:eastAsia="Calibri" w:hAnsi="Calibri" w:cs="Calibri"/>
+                <w:color w:val="000000"/>
+                <w:sz w:val="19"/>
+                <w:szCs w:val="19"/>
+                <w:lang w:val="en-GB"/>
+              </w:rPr>
+              <w:t xml:space="preserve">https://doi.org/10.1109/EuroSP63326.2025.00064</w:t>
+            </w:r>
+            <w:r>
+              <w:br/>
+            </w:r>
+            <w:r>
+              <w:rPr>
+                <w:rFonts w:ascii="Calibri" w:eastAsia="Calibri" w:hAnsi="Calibri" w:cs="Calibri"/>
+                <w:color w:val="000000"/>
+                <w:sz w:val="19"/>
+                <w:szCs w:val="19"/>
+                <w:lang w:val="en-GB"/>
+              </w:rPr>
+              <w:t xml:space="preserve">https://alexios-voulimeneas.github.io/papers/eurosp2025pmvx.pdf</w:t>
+            </w:r>
           </w:p>
         </w:tc>
       </w:tr>
@@ -12724,13 +13009,13 @@
               <w:sdtContent>
                 <w:r>
                   <w:rPr>
-                    <w:rStyle w:val="Tekstvantijdelijkeaanduiding"/>
-                    <w:rFonts w:asciiTheme="minorHAnsi" w:eastAsia="Calibri" w:hAnsiTheme="minorHAnsi" w:cstheme="minorHAnsi"/>
+                    <w:rFonts w:ascii="Calibri" w:eastAsia="Calibri" w:hAnsi="Calibri" w:cs="Calibri"/>
+                    <w:color w:val="000000"/>
                     <w:sz w:val="19"/>
                     <w:szCs w:val="19"/>
                     <w:lang w:val="en-GB"/>
                   </w:rPr>
-                  <w:t>Choose an output type</w:t>
+                  <w:t xml:space="preserve">Conference paper</w:t>
                 </w:r>
               </w:sdtContent>
             </w:sdt>
@@ -12830,7 +13115,6 @@
                 <w:placeholder>
                   <w:docPart w:val="B2BA81CF0EEA44EFBDD3F2389A97D09B"/>
                 </w:placeholder>
-                <w:showingPlcHdr/>
                 <w:comboBox>
                   <w:listItem w:displayText="Academic awards, prizes and/or grants directly related to this output" w:value="Academic awards, prizes and/or grants directly related to this output"/>
                   <w:listItem w:displayText="Academic collaboration and/or interdisciplinary engagement" w:value="Academic collaboration and/or interdisciplinary engagement"/>
@@ -12874,13 +13158,13 @@
               <w:sdtContent>
                 <w:r>
                   <w:rPr>
-                    <w:rStyle w:val="Tekstvantijdelijkeaanduiding"/>
-                    <w:rFonts w:asciiTheme="minorHAnsi" w:eastAsia="Calibri" w:hAnsiTheme="minorHAnsi" w:cstheme="minorHAnsi"/>
+                    <w:rFonts w:ascii="Calibri" w:eastAsia="Calibri" w:hAnsi="Calibri" w:cs="Calibri"/>
+                    <w:color w:val="000000"/>
                     <w:sz w:val="19"/>
                     <w:szCs w:val="19"/>
                     <w:lang w:val="en-GB"/>
                   </w:rPr>
-                  <w:t>Choose an indicator</w:t>
+                  <w:t xml:space="preserve">Originality/novelty</w:t>
                 </w:r>
               </w:sdtContent>
             </w:sdt>
@@ -13123,6 +13407,16 @@
                 <w:lang w:val="en-GB"/>
               </w:rPr>
             </w:pPr>
+            <w:r>
+              <w:rPr>
+                <w:rFonts w:ascii="Calibri" w:eastAsia="Calibri" w:hAnsi="Calibri" w:cs="Calibri"/>
+                <w:color w:val="000000"/>
+                <w:sz w:val="19"/>
+                <w:szCs w:val="19"/>
+                <w:lang w:val="en-GB"/>
+              </w:rPr>
+              <w:t xml:space="preserve">This paper introduced partial multi-variant execution: only the risky components of an application are replicated and monitored, which combines compartmentalization with multi-variant execution and greatly reduces overhead. I designed its compartmentalization approach and co-supervised the first author. Deciding which components to isolate, and how, is exactly the question ACCESS will answer automatically.</w:t>
+            </w:r>
           </w:p>
         </w:tc>
       </w:tr>
@@ -13270,11 +13564,13 @@
         <w:sdtContent>
           <w:r>
             <w:rPr>
-              <w:rFonts w:asciiTheme="minorHAnsi" w:hAnsiTheme="minorHAnsi" w:cstheme="minorHAnsi"/>
-              <w:color w:val="808080"/>
+              <w:rFonts w:ascii="Calibri" w:eastAsia="Calibri" w:hAnsi="Calibri" w:cs="Calibri"/>
+              <w:color w:val="000000"/>
+              <w:sz w:val="19"/>
+              <w:szCs w:val="19"/>
               <w:lang w:val="en-GB"/>
             </w:rPr>
-            <w:t>Yes/No</w:t>
+            <w:t xml:space="preserve">Yes</w:t>
           </w:r>
         </w:sdtContent>
       </w:sdt>
@@ -13343,6 +13639,38 @@
                 <w:lang w:val="en-GB"/>
               </w:rPr>
             </w:pPr>
+            <w:r>
+              <w:rPr>
+                <w:rFonts w:ascii="Calibri" w:eastAsia="Calibri" w:hAnsi="Calibri" w:cs="Calibri"/>
+                <w:color w:val="000000"/>
+                <w:sz w:val="19"/>
+                <w:szCs w:val="19"/>
+                <w:lang w:val="en-GB"/>
+              </w:rPr>
+              <w:t xml:space="preserve">Jung, Joonkyo; Jang, Jisoo; Jo, Yongwan; Vinck, Jonas; </w:t>
+            </w:r>
+            <w:r>
+              <w:rPr>
+                <w:rFonts w:ascii="Calibri" w:eastAsia="Calibri" w:hAnsi="Calibri" w:cs="Calibri"/>
+                <w:b/>
+                <w:bCs/>
+                <w:color w:val="000000"/>
+                <w:sz w:val="19"/>
+                <w:szCs w:val="19"/>
+                <w:lang w:val="en-GB"/>
+              </w:rPr>
+              <w:t xml:space="preserve">Voulimeneas, Alexios</w:t>
+            </w:r>
+            <w:r>
+              <w:rPr>
+                <w:rFonts w:ascii="Calibri" w:eastAsia="Calibri" w:hAnsi="Calibri" w:cs="Calibri"/>
+                <w:color w:val="000000"/>
+                <w:sz w:val="19"/>
+                <w:szCs w:val="19"/>
+                <w:lang w:val="en-GB"/>
+              </w:rPr>
+              <w:t xml:space="preserve">; Volckaert, Stijn; Song, Dokyung. Moneta: Ex-Vivo GPU Driver Fuzzing by Recalling In-Vivo Execution States. Network and Distributed System Security Symposium (NDSS 2025), 2025, Internet Society.</w:t>
+            </w:r>
           </w:p>
         </w:tc>
       </w:tr>
@@ -13399,6 +13727,16 @@
                 <w:lang w:val="en-GB"/>
               </w:rPr>
             </w:pPr>
+            <w:r>
+              <w:rPr>
+                <w:rFonts w:ascii="Calibri" w:eastAsia="Calibri" w:hAnsi="Calibri" w:cs="Calibri"/>
+                <w:color w:val="000000"/>
+                <w:sz w:val="19"/>
+                <w:szCs w:val="19"/>
+                <w:lang w:val="en-GB"/>
+              </w:rPr>
+              <w:t xml:space="preserve">https://doi.org/10.14722/ndss.2025.230218</w:t>
+            </w:r>
           </w:p>
         </w:tc>
       </w:tr>
@@ -13466,7 +13804,6 @@
                 <w:placeholder>
                   <w:docPart w:val="F36F871DFD624165AF67337BD4FC81C1"/>
                 </w:placeholder>
-                <w:showingPlcHdr/>
                 <w:comboBox>
                   <w:listItem w:displayText="Addendum" w:value="Addendum"/>
                   <w:listItem w:displayText="Article, non-refereed" w:value="Article, non-refereed"/>
@@ -13528,13 +13865,13 @@
               <w:sdtContent>
                 <w:r>
                   <w:rPr>
-                    <w:rStyle w:val="Tekstvantijdelijkeaanduiding"/>
-                    <w:rFonts w:asciiTheme="minorHAnsi" w:eastAsia="Calibri" w:hAnsiTheme="minorHAnsi" w:cstheme="minorHAnsi"/>
+                    <w:rFonts w:ascii="Calibri" w:eastAsia="Calibri" w:hAnsi="Calibri" w:cs="Calibri"/>
+                    <w:color w:val="000000"/>
                     <w:sz w:val="19"/>
                     <w:szCs w:val="19"/>
                     <w:lang w:val="en-GB"/>
                   </w:rPr>
-                  <w:t>Choose an output type</w:t>
+                  <w:t xml:space="preserve">Conference paper</w:t>
                 </w:r>
               </w:sdtContent>
             </w:sdt>
@@ -13634,7 +13971,6 @@
                 <w:placeholder>
                   <w:docPart w:val="2AA63DB701FD43CCAE04DAB324AFB232"/>
                 </w:placeholder>
-                <w:showingPlcHdr/>
                 <w:comboBox>
                   <w:listItem w:displayText="Academic awards, prizes and/or grants directly related to this output" w:value="Academic awards, prizes and/or grants directly related to this output"/>
                   <w:listItem w:displayText="Academic collaboration and/or interdisciplinary engagement" w:value="Academic collaboration and/or interdisciplinary engagement"/>
@@ -13678,13 +14014,13 @@
               <w:sdtContent>
                 <w:r>
                   <w:rPr>
-                    <w:rStyle w:val="Tekstvantijdelijkeaanduiding"/>
-                    <w:rFonts w:asciiTheme="minorHAnsi" w:eastAsia="Calibri" w:hAnsiTheme="minorHAnsi" w:cstheme="minorHAnsi"/>
+                    <w:rFonts w:ascii="Calibri" w:eastAsia="Calibri" w:hAnsi="Calibri" w:cs="Calibri"/>
+                    <w:color w:val="000000"/>
                     <w:sz w:val="19"/>
                     <w:szCs w:val="19"/>
                     <w:lang w:val="en-GB"/>
                   </w:rPr>
-                  <w:t>Choose an indicator</w:t>
+                  <w:t xml:space="preserve">Industry use/interest</w:t>
                 </w:r>
               </w:sdtContent>
             </w:sdt>
@@ -13721,7 +14057,6 @@
                 <w:placeholder>
                   <w:docPart w:val="5A47C21E6FF6479DB2E8225EAD22B831"/>
                 </w:placeholder>
-                <w:showingPlcHdr/>
                 <w:comboBox>
                   <w:listItem w:displayText="Academic awards, prizes and/or grants directly related to this output" w:value="Academic awards, prizes and/or grants directly related to this output"/>
                   <w:listItem w:displayText="Academic collaboration and/or interdisciplinary engagement" w:value="Academic collaboration and/or interdisciplinary engagement"/>
@@ -13765,13 +14100,13 @@
               <w:sdtContent>
                 <w:r>
                   <w:rPr>
-                    <w:rStyle w:val="Tekstvantijdelijkeaanduiding"/>
-                    <w:rFonts w:asciiTheme="minorHAnsi" w:eastAsia="Calibri" w:hAnsiTheme="minorHAnsi" w:cstheme="minorHAnsi"/>
+                    <w:rFonts w:ascii="Calibri" w:eastAsia="Calibri" w:hAnsi="Calibri" w:cs="Calibri"/>
+                    <w:color w:val="000000"/>
                     <w:sz w:val="19"/>
                     <w:szCs w:val="19"/>
                     <w:lang w:val="en-GB"/>
                   </w:rPr>
-                  <w:t>Optional: choose a second indicator</w:t>
+                  <w:t xml:space="preserve">Academic collaboration and/or interdisciplinary engagement</w:t>
                 </w:r>
               </w:sdtContent>
             </w:sdt>
@@ -13927,6 +14262,16 @@
                 <w:lang w:val="en-GB"/>
               </w:rPr>
             </w:pPr>
+            <w:r>
+              <w:rPr>
+                <w:rFonts w:ascii="Calibri" w:eastAsia="Calibri" w:hAnsi="Calibri" w:cs="Calibri"/>
+                <w:color w:val="000000"/>
+                <w:sz w:val="19"/>
+                <w:szCs w:val="19"/>
+                <w:lang w:val="en-GB"/>
+              </w:rPr>
+              <w:t xml:space="preserve">GPU drivers run with kernel privileges but are hard to test. Moneta records driver states on real devices and replays them for fuzzing. It found ten previously unknown bugs in the NVIDIA, AMD and ARM Mali drivers; all were confirmed by the vendors and five were assigned CVEs. In this collaboration between Yonsei University and KU Leuven, I contributed the system call interposition part of the approach.</w:t>
+            </w:r>
           </w:p>
         </w:tc>
       </w:tr>
@@ -14074,11 +14419,13 @@
         <w:sdtContent>
           <w:r>
             <w:rPr>
-              <w:rFonts w:asciiTheme="minorHAnsi" w:hAnsiTheme="minorHAnsi" w:cstheme="minorHAnsi"/>
-              <w:color w:val="808080"/>
+              <w:rFonts w:ascii="Calibri" w:eastAsia="Calibri" w:hAnsi="Calibri" w:cs="Calibri"/>
+              <w:color w:val="000000"/>
+              <w:sz w:val="19"/>
+              <w:szCs w:val="19"/>
               <w:lang w:val="en-GB"/>
             </w:rPr>
-            <w:t>Yes/No</w:t>
+            <w:t xml:space="preserve">Yes</w:t>
           </w:r>
         </w:sdtContent>
       </w:sdt>
@@ -14147,6 +14494,38 @@
                 <w:lang w:val="en-GB"/>
               </w:rPr>
             </w:pPr>
+            <w:r>
+              <w:rPr>
+                <w:rFonts w:ascii="Calibri" w:eastAsia="Calibri" w:hAnsi="Calibri" w:cs="Calibri"/>
+                <w:color w:val="000000"/>
+                <w:sz w:val="19"/>
+                <w:szCs w:val="19"/>
+                <w:lang w:val="en-GB"/>
+              </w:rPr>
+              <w:t xml:space="preserve">Jacobs, Adriaan; Gülmez, Merve; Andries, Alicia; Volckaert, Stijn; </w:t>
+            </w:r>
+            <w:r>
+              <w:rPr>
+                <w:rFonts w:ascii="Calibri" w:eastAsia="Calibri" w:hAnsi="Calibri" w:cs="Calibri"/>
+                <w:b/>
+                <w:bCs/>
+                <w:color w:val="000000"/>
+                <w:sz w:val="19"/>
+                <w:szCs w:val="19"/>
+                <w:lang w:val="en-GB"/>
+              </w:rPr>
+              <w:t xml:space="preserve">Voulimeneas, Alexios</w:t>
+            </w:r>
+            <w:r>
+              <w:rPr>
+                <w:rFonts w:ascii="Calibri" w:eastAsia="Calibri" w:hAnsi="Calibri" w:cs="Calibri"/>
+                <w:color w:val="000000"/>
+                <w:sz w:val="19"/>
+                <w:szCs w:val="19"/>
+                <w:lang w:val="en-GB"/>
+              </w:rPr>
+              <w:t xml:space="preserve">. System Call Interposition Without Compromise. 2024 54th Annual IEEE/IFIP International Conference on Dependable Systems and Networks (DSN 2024), 183–194, 2024, IEEE.</w:t>
+            </w:r>
           </w:p>
         </w:tc>
       </w:tr>
@@ -14203,6 +14582,29 @@
                 <w:lang w:val="en-GB"/>
               </w:rPr>
             </w:pPr>
+            <w:r>
+              <w:rPr>
+                <w:rFonts w:ascii="Calibri" w:eastAsia="Calibri" w:hAnsi="Calibri" w:cs="Calibri"/>
+                <w:color w:val="000000"/>
+                <w:sz w:val="19"/>
+                <w:szCs w:val="19"/>
+                <w:lang w:val="en-GB"/>
+              </w:rPr>
+              <w:t xml:space="preserve">https://doi.org/10.1109/DSN58291.2024.00030</w:t>
+            </w:r>
+            <w:r>
+              <w:br/>
+            </w:r>
+            <w:r>
+              <w:rPr>
+                <w:rFonts w:ascii="Calibri" w:eastAsia="Calibri" w:hAnsi="Calibri" w:cs="Calibri"/>
+                <w:color w:val="000000"/>
+                <w:sz w:val="19"/>
+                <w:szCs w:val="19"/>
+                <w:lang w:val="en-GB"/>
+              </w:rPr>
+              <w:t xml:space="preserve">https://alexios-voulimeneas.github.io/papers/2024-lazypoline.pdf</w:t>
+            </w:r>
           </w:p>
         </w:tc>
       </w:tr>
@@ -14270,7 +14672,6 @@
                 <w:placeholder>
                   <w:docPart w:val="5DE8E391E6E24202B01920D9E5A2D004"/>
                 </w:placeholder>
-                <w:showingPlcHdr/>
                 <w:comboBox>
                   <w:listItem w:displayText="Addendum" w:value="Addendum"/>
                   <w:listItem w:displayText="Article, non-refereed" w:value="Article, non-refereed"/>
@@ -14332,13 +14733,13 @@
               <w:sdtContent>
                 <w:r>
                   <w:rPr>
-                    <w:rStyle w:val="Tekstvantijdelijkeaanduiding"/>
-                    <w:rFonts w:asciiTheme="minorHAnsi" w:eastAsia="Calibri" w:hAnsiTheme="minorHAnsi" w:cstheme="minorHAnsi"/>
+                    <w:rFonts w:ascii="Calibri" w:eastAsia="Calibri" w:hAnsi="Calibri" w:cs="Calibri"/>
+                    <w:color w:val="000000"/>
                     <w:sz w:val="19"/>
                     <w:szCs w:val="19"/>
                     <w:lang w:val="en-GB"/>
                   </w:rPr>
-                  <w:t>Choose an output type</w:t>
+                  <w:t xml:space="preserve">Conference paper</w:t>
                 </w:r>
               </w:sdtContent>
             </w:sdt>
@@ -14438,7 +14839,6 @@
                 <w:placeholder>
                   <w:docPart w:val="02C4C070561E4891BC9E07FE4B707050"/>
                 </w:placeholder>
-                <w:showingPlcHdr/>
                 <w:comboBox>
                   <w:listItem w:displayText="Academic awards, prizes and/or grants directly related to this output" w:value="Academic awards, prizes and/or grants directly related to this output"/>
                   <w:listItem w:displayText="Academic collaboration and/or interdisciplinary engagement" w:value="Academic collaboration and/or interdisciplinary engagement"/>
@@ -14482,13 +14882,13 @@
               <w:sdtContent>
                 <w:r>
                   <w:rPr>
-                    <w:rStyle w:val="Tekstvantijdelijkeaanduiding"/>
-                    <w:rFonts w:asciiTheme="minorHAnsi" w:eastAsia="Calibri" w:hAnsiTheme="minorHAnsi" w:cstheme="minorHAnsi"/>
+                    <w:rFonts w:ascii="Calibri" w:eastAsia="Calibri" w:hAnsi="Calibri" w:cs="Calibri"/>
+                    <w:color w:val="000000"/>
                     <w:sz w:val="19"/>
                     <w:szCs w:val="19"/>
                     <w:lang w:val="en-GB"/>
                   </w:rPr>
-                  <w:t>Choose an indicator</w:t>
+                  <w:t xml:space="preserve">Originality/novelty</w:t>
                 </w:r>
               </w:sdtContent>
             </w:sdt>
@@ -14731,6 +15131,16 @@
                 <w:lang w:val="en-GB"/>
               </w:rPr>
             </w:pPr>
+            <w:r>
+              <w:rPr>
+                <w:rFonts w:ascii="Calibri" w:eastAsia="Calibri" w:hAnsi="Calibri" w:cs="Calibri"/>
+                <w:color w:val="000000"/>
+                <w:sz w:val="19"/>
+                <w:szCs w:val="19"/>
+                <w:lang w:val="en-GB"/>
+              </w:rPr>
+              <w:t xml:space="preserve">System call interposition lets defences observe and control how programs interact with the operating system, but existing techniques trade off efficiency, completeness and compatibility. Our tool, lazypoline, achieves all three. As last author, I proposed the idea, contributed to the implementation and guided the first author, a KU Leuven PhD student whom I had previously supervised during their MSc.</w:t>
+            </w:r>
           </w:p>
         </w:tc>
       </w:tr>
@@ -14878,11 +15288,13 @@
         <w:sdtContent>
           <w:r>
             <w:rPr>
-              <w:rFonts w:asciiTheme="minorHAnsi" w:hAnsiTheme="minorHAnsi" w:cstheme="minorHAnsi"/>
-              <w:color w:val="808080"/>
+              <w:rFonts w:ascii="Calibri" w:eastAsia="Calibri" w:hAnsi="Calibri" w:cs="Calibri"/>
+              <w:color w:val="000000"/>
+              <w:sz w:val="19"/>
+              <w:szCs w:val="19"/>
               <w:lang w:val="en-GB"/>
             </w:rPr>
-            <w:t>Yes/No</w:t>
+            <w:t xml:space="preserve">Yes</w:t>
           </w:r>
         </w:sdtContent>
       </w:sdt>
@@ -14951,6 +15363,38 @@
                 <w:lang w:val="en-GB"/>
               </w:rPr>
             </w:pPr>
+            <w:r>
+              <w:rPr>
+                <w:rFonts w:ascii="Calibri" w:eastAsia="Calibri" w:hAnsi="Calibri" w:cs="Calibri"/>
+                <w:color w:val="000000"/>
+                <w:sz w:val="19"/>
+                <w:szCs w:val="19"/>
+                <w:lang w:val="en-GB"/>
+              </w:rPr>
+              <w:t xml:space="preserve">Gómez Moreno, Jesús María; Moutafis, Vissarion; Dionysiou, Antreas; Kuipers, Fernando; Smaragdakis, Georgios; Coppens, Bart; </w:t>
+            </w:r>
+            <w:r>
+              <w:rPr>
+                <w:rFonts w:ascii="Calibri" w:eastAsia="Calibri" w:hAnsi="Calibri" w:cs="Calibri"/>
+                <w:b/>
+                <w:bCs/>
+                <w:color w:val="000000"/>
+                <w:sz w:val="19"/>
+                <w:szCs w:val="19"/>
+                <w:lang w:val="en-GB"/>
+              </w:rPr>
+              <w:t xml:space="preserve">Voulimeneas, Alexios</w:t>
+            </w:r>
+            <w:r>
+              <w:rPr>
+                <w:rFonts w:ascii="Calibri" w:eastAsia="Calibri" w:hAnsi="Calibri" w:cs="Calibri"/>
+                <w:color w:val="000000"/>
+                <w:sz w:val="19"/>
+                <w:szCs w:val="19"/>
+                <w:lang w:val="en-GB"/>
+              </w:rPr>
+              <w:t xml:space="preserve">. Clair Obscur: The Light and Shadow of System Call Interposition – From Pitfalls to Solutions with K23. Proceedings of the 26th International Middleware Conference (Middleware 2025), 241–255, 2025, ACM.</w:t>
+            </w:r>
           </w:p>
         </w:tc>
       </w:tr>
@@ -15007,6 +15451,29 @@
                 <w:lang w:val="en-GB"/>
               </w:rPr>
             </w:pPr>
+            <w:r>
+              <w:rPr>
+                <w:rFonts w:ascii="Calibri" w:eastAsia="Calibri" w:hAnsi="Calibri" w:cs="Calibri"/>
+                <w:color w:val="000000"/>
+                <w:sz w:val="19"/>
+                <w:szCs w:val="19"/>
+                <w:lang w:val="en-GB"/>
+              </w:rPr>
+              <w:t xml:space="preserve">https://doi.org/10.1145/3721462.3770772</w:t>
+            </w:r>
+            <w:r>
+              <w:br/>
+            </w:r>
+            <w:r>
+              <w:rPr>
+                <w:rFonts w:ascii="Calibri" w:eastAsia="Calibri" w:hAnsi="Calibri" w:cs="Calibri"/>
+                <w:color w:val="000000"/>
+                <w:sz w:val="19"/>
+                <w:szCs w:val="19"/>
+                <w:lang w:val="en-GB"/>
+              </w:rPr>
+              <w:t xml:space="preserve">https://alexios-voulimeneas.github.io/papers/K23_camera_ready.pdf</w:t>
+            </w:r>
           </w:p>
         </w:tc>
       </w:tr>
@@ -15074,7 +15541,6 @@
                 <w:placeholder>
                   <w:docPart w:val="1C7E87E1C10D4AEB9ECEAC84641D121A"/>
                 </w:placeholder>
-                <w:showingPlcHdr/>
                 <w:comboBox>
                   <w:listItem w:displayText="Addendum" w:value="Addendum"/>
                   <w:listItem w:displayText="Article, non-refereed" w:value="Article, non-refereed"/>
@@ -15136,13 +15602,13 @@
               <w:sdtContent>
                 <w:r>
                   <w:rPr>
-                    <w:rStyle w:val="Tekstvantijdelijkeaanduiding"/>
-                    <w:rFonts w:asciiTheme="minorHAnsi" w:eastAsia="Calibri" w:hAnsiTheme="minorHAnsi" w:cstheme="minorHAnsi"/>
+                    <w:rFonts w:ascii="Calibri" w:eastAsia="Calibri" w:hAnsi="Calibri" w:cs="Calibri"/>
+                    <w:color w:val="000000"/>
                     <w:sz w:val="19"/>
                     <w:szCs w:val="19"/>
                     <w:lang w:val="en-GB"/>
                   </w:rPr>
-                  <w:t>Choose an output type</w:t>
+                  <w:t xml:space="preserve">Conference paper</w:t>
                 </w:r>
               </w:sdtContent>
             </w:sdt>
@@ -15242,7 +15708,6 @@
                 <w:placeholder>
                   <w:docPart w:val="BC20B7134714438EAEAAF95C34B099B7"/>
                 </w:placeholder>
-                <w:showingPlcHdr/>
                 <w:comboBox>
                   <w:listItem w:displayText="Academic awards, prizes and/or grants directly related to this output" w:value="Academic awards, prizes and/or grants directly related to this output"/>
                   <w:listItem w:displayText="Academic collaboration and/or interdisciplinary engagement" w:value="Academic collaboration and/or interdisciplinary engagement"/>
@@ -15286,13 +15751,13 @@
               <w:sdtContent>
                 <w:r>
                   <w:rPr>
-                    <w:rStyle w:val="Tekstvantijdelijkeaanduiding"/>
-                    <w:rFonts w:asciiTheme="minorHAnsi" w:eastAsia="Calibri" w:hAnsiTheme="minorHAnsi" w:cstheme="minorHAnsi"/>
+                    <w:rFonts w:ascii="Calibri" w:eastAsia="Calibri" w:hAnsi="Calibri" w:cs="Calibri"/>
+                    <w:color w:val="000000"/>
                     <w:sz w:val="19"/>
                     <w:szCs w:val="19"/>
                     <w:lang w:val="en-GB"/>
                   </w:rPr>
-                  <w:t>Choose an indicator</w:t>
+                  <w:t xml:space="preserve">Academic invitations directly related to this output</w:t>
                 </w:r>
               </w:sdtContent>
             </w:sdt>
@@ -15329,7 +15794,6 @@
                 <w:placeholder>
                   <w:docPart w:val="4CBED771A9554FCA9349CB80B725D9F4"/>
                 </w:placeholder>
-                <w:showingPlcHdr/>
                 <w:comboBox>
                   <w:listItem w:displayText="Academic awards, prizes and/or grants directly related to this output" w:value="Academic awards, prizes and/or grants directly related to this output"/>
                   <w:listItem w:displayText="Academic collaboration and/or interdisciplinary engagement" w:value="Academic collaboration and/or interdisciplinary engagement"/>
@@ -15373,13 +15837,13 @@
               <w:sdtContent>
                 <w:r>
                   <w:rPr>
-                    <w:rStyle w:val="Tekstvantijdelijkeaanduiding"/>
-                    <w:rFonts w:asciiTheme="minorHAnsi" w:eastAsia="Calibri" w:hAnsiTheme="minorHAnsi" w:cstheme="minorHAnsi"/>
+                    <w:rFonts w:ascii="Calibri" w:eastAsia="Calibri" w:hAnsi="Calibri" w:cs="Calibri"/>
+                    <w:color w:val="000000"/>
                     <w:sz w:val="19"/>
                     <w:szCs w:val="19"/>
                     <w:lang w:val="en-GB"/>
                   </w:rPr>
-                  <w:t>Optional: choose a second indicator</w:t>
+                  <w:t xml:space="preserve">Academic collaboration and/or interdisciplinary engagement</w:t>
                 </w:r>
               </w:sdtContent>
             </w:sdt>
@@ -15535,6 +15999,16 @@
                 <w:lang w:val="en-GB"/>
               </w:rPr>
             </w:pPr>
+            <w:r>
+              <w:rPr>
+                <w:rFonts w:ascii="Calibri" w:eastAsia="Calibri" w:hAnsi="Calibri" w:cs="Calibri"/>
+                <w:color w:val="000000"/>
+                <w:sz w:val="19"/>
+                <w:szCs w:val="19"/>
+                <w:lang w:val="en-GB"/>
+              </w:rPr>
+              <w:t xml:space="preserve">Following KO7, we showed that widely used system call interposition techniques have subtle pitfalls that attackers can exploit, and designed K23, which avoids them without sacrificing performance. The first author is my first PhD student at TU Delft, and I led the project as senior author, together with colleagues at TU Delft and Ghent University. The work led to invited talks at the University of Lisbon and INESC-ID, the University of Athens, Ghent University and ORCA.</w:t>
+            </w:r>
           </w:p>
         </w:tc>
       </w:tr>
@@ -15682,11 +16156,13 @@
         <w:sdtContent>
           <w:r>
             <w:rPr>
-              <w:rFonts w:asciiTheme="minorHAnsi" w:hAnsiTheme="minorHAnsi" w:cstheme="minorHAnsi"/>
-              <w:color w:val="808080"/>
+              <w:rFonts w:ascii="Calibri" w:eastAsia="Calibri" w:hAnsi="Calibri" w:cs="Calibri"/>
+              <w:color w:val="000000"/>
+              <w:sz w:val="19"/>
+              <w:szCs w:val="19"/>
               <w:lang w:val="en-GB"/>
             </w:rPr>
-            <w:t>Yes/No</w:t>
+            <w:t xml:space="preserve">No</w:t>
           </w:r>
         </w:sdtContent>
       </w:sdt>
@@ -15755,6 +16231,38 @@
                 <w:lang w:val="en-GB"/>
               </w:rPr>
             </w:pPr>
+            <w:r>
+              <w:rPr>
+                <w:rFonts w:ascii="Calibri" w:eastAsia="Calibri" w:hAnsi="Calibri" w:cs="Calibri"/>
+                <w:color w:val="000000"/>
+                <w:sz w:val="19"/>
+                <w:szCs w:val="19"/>
+                <w:lang w:val="en-GB"/>
+              </w:rPr>
+              <w:t xml:space="preserve">Gaidis, Alexander J.; Patmanidis, Ioulios; Shapiro, Isabelle; Portokalidis, Georgios; </w:t>
+            </w:r>
+            <w:r>
+              <w:rPr>
+                <w:rFonts w:ascii="Calibri" w:eastAsia="Calibri" w:hAnsi="Calibri" w:cs="Calibri"/>
+                <w:b/>
+                <w:bCs/>
+                <w:color w:val="000000"/>
+                <w:sz w:val="19"/>
+                <w:szCs w:val="19"/>
+                <w:lang w:val="en-GB"/>
+              </w:rPr>
+              <w:t xml:space="preserve">Voulimeneas, Alexios</w:t>
+            </w:r>
+            <w:r>
+              <w:rPr>
+                <w:rFonts w:ascii="Calibri" w:eastAsia="Calibri" w:hAnsi="Calibri" w:cs="Calibri"/>
+                <w:color w:val="000000"/>
+                <w:sz w:val="19"/>
+                <w:szCs w:val="19"/>
+                <w:lang w:val="en-GB"/>
+              </w:rPr>
+              <w:t xml:space="preserve">; Kemerlis, Vasileios P. IBTpoline: Flexible, Robust, and Intel IBT-compliant System Call Hooking. USENIX Annual Technical Conference (USENIX ATC 2026), USENIX Association, 2026. Accepted, to appear.</w:t>
+            </w:r>
           </w:p>
         </w:tc>
       </w:tr>
@@ -15811,6 +16319,16 @@
                 <w:lang w:val="en-GB"/>
               </w:rPr>
             </w:pPr>
+            <w:r>
+              <w:rPr>
+                <w:rFonts w:ascii="Calibri" w:eastAsia="Calibri" w:hAnsi="Calibri" w:cs="Calibri"/>
+                <w:color w:val="FF0000"/>
+                <w:sz w:val="19"/>
+                <w:szCs w:val="19"/>
+                <w:lang w:val="en-GB"/>
+              </w:rPr>
+              <w:t xml:space="preserve">[CHECK: TODO – public preprint or USENIX page if available by 3 Nov; otherwise leave empty]</w:t>
+            </w:r>
           </w:p>
         </w:tc>
       </w:tr>
@@ -15878,7 +16396,6 @@
                 <w:placeholder>
                   <w:docPart w:val="FA8612F8A0784F89A6D4FE3A46068FC4"/>
                 </w:placeholder>
-                <w:showingPlcHdr/>
                 <w:comboBox>
                   <w:listItem w:displayText="Addendum" w:value="Addendum"/>
                   <w:listItem w:displayText="Article, non-refereed" w:value="Article, non-refereed"/>
@@ -15940,13 +16457,13 @@
               <w:sdtContent>
                 <w:r>
                   <w:rPr>
-                    <w:rStyle w:val="Tekstvantijdelijkeaanduiding"/>
-                    <w:rFonts w:asciiTheme="minorHAnsi" w:eastAsia="Calibri" w:hAnsiTheme="minorHAnsi" w:cstheme="minorHAnsi"/>
+                    <w:rFonts w:ascii="Calibri" w:eastAsia="Calibri" w:hAnsi="Calibri" w:cs="Calibri"/>
+                    <w:color w:val="000000"/>
                     <w:sz w:val="19"/>
                     <w:szCs w:val="19"/>
                     <w:lang w:val="en-GB"/>
                   </w:rPr>
-                  <w:t>Choose an output type</w:t>
+                  <w:t xml:space="preserve">Conference paper</w:t>
                 </w:r>
               </w:sdtContent>
             </w:sdt>
@@ -16046,7 +16563,6 @@
                 <w:placeholder>
                   <w:docPart w:val="EB9DC100F62D4BF1AE2CE3A9F66B1144"/>
                 </w:placeholder>
-                <w:showingPlcHdr/>
                 <w:comboBox>
                   <w:listItem w:displayText="Academic awards, prizes and/or grants directly related to this output" w:value="Academic awards, prizes and/or grants directly related to this output"/>
                   <w:listItem w:displayText="Academic collaboration and/or interdisciplinary engagement" w:value="Academic collaboration and/or interdisciplinary engagement"/>
@@ -16090,13 +16606,13 @@
               <w:sdtContent>
                 <w:r>
                   <w:rPr>
-                    <w:rStyle w:val="Tekstvantijdelijkeaanduiding"/>
-                    <w:rFonts w:asciiTheme="minorHAnsi" w:eastAsia="Calibri" w:hAnsiTheme="minorHAnsi" w:cstheme="minorHAnsi"/>
+                    <w:rFonts w:ascii="Calibri" w:eastAsia="Calibri" w:hAnsi="Calibri" w:cs="Calibri"/>
+                    <w:color w:val="000000"/>
                     <w:sz w:val="19"/>
                     <w:szCs w:val="19"/>
                     <w:lang w:val="en-GB"/>
                   </w:rPr>
-                  <w:t>Choose an indicator</w:t>
+                  <w:t xml:space="preserve">Originality/novelty</w:t>
                 </w:r>
               </w:sdtContent>
             </w:sdt>
@@ -16133,7 +16649,6 @@
                 <w:placeholder>
                   <w:docPart w:val="5BDC0FD6E1C645468991D128D544939E"/>
                 </w:placeholder>
-                <w:showingPlcHdr/>
                 <w:comboBox>
                   <w:listItem w:displayText="Academic awards, prizes and/or grants directly related to this output" w:value="Academic awards, prizes and/or grants directly related to this output"/>
                   <w:listItem w:displayText="Academic collaboration and/or interdisciplinary engagement" w:value="Academic collaboration and/or interdisciplinary engagement"/>
@@ -16177,13 +16692,13 @@
               <w:sdtContent>
                 <w:r>
                   <w:rPr>
-                    <w:rStyle w:val="Tekstvantijdelijkeaanduiding"/>
-                    <w:rFonts w:asciiTheme="minorHAnsi" w:eastAsia="Calibri" w:hAnsiTheme="minorHAnsi" w:cstheme="minorHAnsi"/>
+                    <w:rFonts w:ascii="Calibri" w:eastAsia="Calibri" w:hAnsi="Calibri" w:cs="Calibri"/>
+                    <w:color w:val="000000"/>
                     <w:sz w:val="19"/>
                     <w:szCs w:val="19"/>
                     <w:lang w:val="en-GB"/>
                   </w:rPr>
-                  <w:t>Optional: choose a second indicator</w:t>
+                  <w:t xml:space="preserve">Academic collaboration and/or interdisciplinary engagement</w:t>
                 </w:r>
               </w:sdtContent>
             </w:sdt>
@@ -16339,6 +16854,16 @@
                 <w:lang w:val="en-GB"/>
               </w:rPr>
             </w:pPr>
+            <w:r>
+              <w:rPr>
+                <w:rFonts w:ascii="Calibri" w:eastAsia="Calibri" w:hAnsi="Calibri" w:cs="Calibri"/>
+                <w:color w:val="000000"/>
+                <w:sz w:val="19"/>
+                <w:szCs w:val="19"/>
+                <w:lang w:val="en-GB"/>
+              </w:rPr>
+              <w:t xml:space="preserve">The fastest system call interposition techniques, including KO7 and KO8, break on recent processors that enforce Intel's hardware control-flow protection. IBTpoline is the first such technique compatible with this protection, adding only 1.49% overhead in the worst case, and can lock its hooks so that even an attacker with full memory access cannot bypass them. Brown University and the IMDEA Software Institute invited me to this collaboration because of my expertise in system call interposition; I proposed the core idea and supervised the TU Delft MSc student who is its second author.</w:t>
+            </w:r>
           </w:p>
         </w:tc>
       </w:tr>
@@ -16480,11 +17005,13 @@
         <w:sdtContent>
           <w:r>
             <w:rPr>
-              <w:rFonts w:asciiTheme="minorHAnsi" w:hAnsiTheme="minorHAnsi" w:cstheme="minorHAnsi"/>
-              <w:color w:val="808080"/>
+              <w:rFonts w:ascii="Calibri" w:eastAsia="Calibri" w:hAnsi="Calibri" w:cs="Calibri"/>
+              <w:color w:val="000000"/>
+              <w:sz w:val="19"/>
+              <w:szCs w:val="19"/>
               <w:lang w:val="en-GB"/>
             </w:rPr>
-            <w:t>Yes/No</w:t>
+            <w:t xml:space="preserve">No</w:t>
           </w:r>
         </w:sdtContent>
       </w:sdt>
@@ -16553,6 +17080,16 @@
                 <w:lang w:val="en-GB"/>
               </w:rPr>
             </w:pPr>
+            <w:r>
+              <w:rPr>
+                <w:rFonts w:ascii="Calibri" w:eastAsia="Calibri" w:hAnsi="Calibri" w:cs="Calibri"/>
+                <w:color w:val="000000"/>
+                <w:sz w:val="19"/>
+                <w:szCs w:val="19"/>
+                <w:lang w:val="en-GB"/>
+              </w:rPr>
+              <w:t xml:space="preserve">Member of the Technical Steering Committee, Open Robust Compartmentalization Alliance (ORCA), Linux Foundation, 2026–present.</w:t>
+            </w:r>
           </w:p>
         </w:tc>
       </w:tr>
@@ -16609,6 +17146,16 @@
                 <w:lang w:val="en-GB"/>
               </w:rPr>
             </w:pPr>
+            <w:r>
+              <w:rPr>
+                <w:rFonts w:ascii="Calibri" w:eastAsia="Calibri" w:hAnsi="Calibri" w:cs="Calibri"/>
+                <w:color w:val="000000"/>
+                <w:sz w:val="19"/>
+                <w:szCs w:val="19"/>
+                <w:lang w:val="en-GB"/>
+              </w:rPr>
+              <w:t xml:space="preserve">https://orca-lf.org/</w:t>
+            </w:r>
           </w:p>
         </w:tc>
       </w:tr>
@@ -16676,7 +17223,6 @@
                 <w:placeholder>
                   <w:docPart w:val="7FDDC3F9142443D588F0362419CA2BF4"/>
                 </w:placeholder>
-                <w:showingPlcHdr/>
                 <w:comboBox>
                   <w:listItem w:displayText="Addendum" w:value="Addendum"/>
                   <w:listItem w:displayText="Article, non-refereed" w:value="Article, non-refereed"/>
@@ -16738,13 +17284,13 @@
               <w:sdtContent>
                 <w:r>
                   <w:rPr>
-                    <w:rStyle w:val="Tekstvantijdelijkeaanduiding"/>
-                    <w:rFonts w:asciiTheme="minorHAnsi" w:eastAsia="Calibri" w:hAnsiTheme="minorHAnsi" w:cstheme="minorHAnsi"/>
+                    <w:rFonts w:ascii="Calibri" w:eastAsia="Calibri" w:hAnsi="Calibri" w:cs="Calibri"/>
+                    <w:color w:val="000000"/>
                     <w:sz w:val="19"/>
                     <w:szCs w:val="19"/>
                     <w:lang w:val="en-GB"/>
                   </w:rPr>
-                  <w:t>Choose an output type</w:t>
+                  <w:t xml:space="preserve">Outreach/public engagement/advocacy, other</w:t>
                 </w:r>
               </w:sdtContent>
             </w:sdt>
@@ -16844,7 +17390,6 @@
                 <w:placeholder>
                   <w:docPart w:val="71801B10A6104518A66292B56A0CAED8"/>
                 </w:placeholder>
-                <w:showingPlcHdr/>
                 <w:comboBox>
                   <w:listItem w:displayText="Academic awards, prizes and/or grants directly related to this output" w:value="Academic awards, prizes and/or grants directly related to this output"/>
                   <w:listItem w:displayText="Academic collaboration and/or interdisciplinary engagement" w:value="Academic collaboration and/or interdisciplinary engagement"/>
@@ -16888,13 +17433,13 @@
               <w:sdtContent>
                 <w:r>
                   <w:rPr>
-                    <w:rStyle w:val="Tekstvantijdelijkeaanduiding"/>
-                    <w:rFonts w:asciiTheme="minorHAnsi" w:eastAsia="Calibri" w:hAnsiTheme="minorHAnsi" w:cstheme="minorHAnsi"/>
+                    <w:rFonts w:ascii="Calibri" w:eastAsia="Calibri" w:hAnsi="Calibri" w:cs="Calibri"/>
+                    <w:color w:val="000000"/>
                     <w:sz w:val="19"/>
                     <w:szCs w:val="19"/>
                     <w:lang w:val="en-GB"/>
                   </w:rPr>
-                  <w:t>Choose an indicator</w:t>
+                  <w:t xml:space="preserve">Industry use/interest</w:t>
                 </w:r>
               </w:sdtContent>
             </w:sdt>
@@ -16931,7 +17476,6 @@
                 <w:placeholder>
                   <w:docPart w:val="047D51E8306F43818B6F0A967D40F156"/>
                 </w:placeholder>
-                <w:showingPlcHdr/>
                 <w:comboBox>
                   <w:listItem w:displayText="Academic awards, prizes and/or grants directly related to this output" w:value="Academic awards, prizes and/or grants directly related to this output"/>
                   <w:listItem w:displayText="Academic collaboration and/or interdisciplinary engagement" w:value="Academic collaboration and/or interdisciplinary engagement"/>
@@ -16975,13 +17519,13 @@
               <w:sdtContent>
                 <w:r>
                   <w:rPr>
-                    <w:rStyle w:val="Tekstvantijdelijkeaanduiding"/>
-                    <w:rFonts w:asciiTheme="minorHAnsi" w:eastAsia="Calibri" w:hAnsiTheme="minorHAnsi" w:cstheme="minorHAnsi"/>
+                    <w:rFonts w:ascii="Calibri" w:eastAsia="Calibri" w:hAnsi="Calibri" w:cs="Calibri"/>
+                    <w:color w:val="000000"/>
                     <w:sz w:val="19"/>
                     <w:szCs w:val="19"/>
                     <w:lang w:val="en-GB"/>
                   </w:rPr>
-                  <w:t>Optional: choose a second indicator</w:t>
+                  <w:t xml:space="preserve">Stakeholder involvement</w:t>
                 </w:r>
               </w:sdtContent>
             </w:sdt>
@@ -17018,7 +17562,6 @@
                 <w:placeholder>
                   <w:docPart w:val="4ED9113B47F547E99483990E3BFE5644"/>
                 </w:placeholder>
-                <w:showingPlcHdr/>
                 <w:comboBox>
                   <w:listItem w:displayText="Academic awards, prizes and/or grants directly related to this output" w:value="Academic awards, prizes and/or grants directly related to this output"/>
                   <w:listItem w:displayText="Academic collaboration and/or interdisciplinary engagement" w:value="Academic collaboration and/or interdisciplinary engagement"/>
@@ -17062,13 +17605,13 @@
               <w:sdtContent>
                 <w:r>
                   <w:rPr>
-                    <w:rStyle w:val="Tekstvantijdelijkeaanduiding"/>
-                    <w:rFonts w:asciiTheme="minorHAnsi" w:eastAsia="Calibri" w:hAnsiTheme="minorHAnsi" w:cstheme="minorHAnsi"/>
+                    <w:rFonts w:ascii="Calibri" w:eastAsia="Calibri" w:hAnsi="Calibri" w:cs="Calibri"/>
+                    <w:color w:val="000000"/>
                     <w:sz w:val="19"/>
                     <w:szCs w:val="19"/>
                     <w:lang w:val="en-GB"/>
                   </w:rPr>
-                  <w:t>Optional: choose a third indicator</w:t>
+                  <w:t xml:space="preserve">Academic collaboration and/or interdisciplinary engagement</w:t>
                 </w:r>
               </w:sdtContent>
             </w:sdt>
@@ -17137,6 +17680,16 @@
                 <w:lang w:val="en-GB"/>
               </w:rPr>
             </w:pPr>
+            <w:r>
+              <w:rPr>
+                <w:rFonts w:ascii="Calibri" w:eastAsia="Calibri" w:hAnsi="Calibri" w:cs="Calibri"/>
+                <w:color w:val="000000"/>
+                <w:sz w:val="19"/>
+                <w:szCs w:val="19"/>
+                <w:lang w:val="en-GB"/>
+              </w:rPr>
+              <w:t xml:space="preserve">The Linux Foundation launched ORCA in November 2025 as an open, vendor-neutral home for bringing practical isolation and compartmentalization into everyday software. I am a founding member and was elected to its five-member Technical Steering Committee, alongside researchers from New York University, MIT Lincoln Laboratory, the University of Florida and the University of Utah. Together, we organise talks, foster collaborations between academia and industry, and work to accelerate the adoption of compartmentalization. This role gives ACCESS a direct path from research to adoption.</w:t>
+            </w:r>
           </w:p>
         </w:tc>
       </w:tr>
@@ -17273,41 +17826,18 @@
                 <w:placeholder>
                   <w:docPart w:val="38FA337075E646F89804EC28FAFD3011"/>
                 </w:placeholder>
-                <w:showingPlcHdr/>
               </w:sdtPr>
               <w:sdtEndPr/>
               <w:sdtContent>
                 <w:r>
                   <w:rPr>
-                    <w:rStyle w:val="Tekstvantijdelijkeaanduiding"/>
-                    <w:rFonts w:asciiTheme="minorHAnsi" w:eastAsia="Calibri" w:hAnsiTheme="minorHAnsi" w:cstheme="minorHAnsi"/>
-                    <w:color w:val="808080" w:themeColor="background1" w:themeShade="80"/>
+                    <w:rFonts w:ascii="Calibri" w:eastAsia="Calibri" w:hAnsi="Calibri" w:cs="Calibri"/>
+                    <w:color w:val="000000"/>
                     <w:sz w:val="19"/>
                     <w:szCs w:val="19"/>
                     <w:lang w:val="en-GB"/>
                   </w:rPr>
-                  <w:t xml:space="preserve">Word count (section 2b </w:t>
-                </w:r>
-                <w:r>
-                  <w:rPr>
-                    <w:rFonts w:asciiTheme="minorHAnsi" w:eastAsia="Calibri" w:hAnsiTheme="minorHAnsi" w:cstheme="minorHAnsi"/>
-                    <w:color w:val="808080" w:themeColor="background1" w:themeShade="80"/>
-                    <w:sz w:val="19"/>
-                    <w:szCs w:val="19"/>
-                    <w:lang w:val="en-GB" w:eastAsia="nl-NL"/>
-                  </w:rPr>
-                  <w:t>excl. references, URLs, types and indicators</w:t>
-                </w:r>
-                <w:r>
-                  <w:rPr>
-                    <w:rStyle w:val="Tekstvantijdelijkeaanduiding"/>
-                    <w:rFonts w:asciiTheme="minorHAnsi" w:eastAsia="Calibri" w:hAnsiTheme="minorHAnsi" w:cstheme="minorHAnsi"/>
-                    <w:color w:val="808080" w:themeColor="background1" w:themeShade="80"/>
-                    <w:sz w:val="19"/>
-                    <w:szCs w:val="19"/>
-                    <w:lang w:val="en-GB"/>
-                  </w:rPr>
-                  <w:t>)</w:t>
+                  <w:t xml:space="preserve">698</w:t>
                 </w:r>
               </w:sdtContent>
             </w:sdt>
@@ -17831,18 +18361,21 @@
                 <w:r>
                   <w:rPr>
                     <w:rFonts w:ascii="Calibri" w:eastAsia="Calibri" w:hAnsi="Calibri" w:cs="Calibri"/>
+                    <w:u w:val="single"/>
                     <w:color w:val="000000"/>
                     <w:sz w:val="19"/>
                     <w:szCs w:val="19"/>
                     <w:lang w:val="en-GB"/>
                   </w:rPr>
-                  <w:t xml:space="preserve">ACCESS - </w:t>
+                  <w:t xml:space="preserve">ACCESS – </w:t>
                 </w:r>
                 <w:r>
                   <w:rPr>
                     <w:rFonts w:ascii="Calibri" w:eastAsia="Calibri" w:hAnsi="Calibri" w:cs="Calibri"/>
+                    <w:b/>
+                    <w:bCs/>
+                    <w:u w:val="single"/>
                     <w:color w:val="000000"/>
-                    <w:u w:val="single"/>
                     <w:sz w:val="19"/>
                     <w:szCs w:val="19"/>
                     <w:lang w:val="en-GB"/>
@@ -17852,6 +18385,7 @@
                 <w:r>
                   <w:rPr>
                     <w:rFonts w:ascii="Calibri" w:eastAsia="Calibri" w:hAnsi="Calibri" w:cs="Calibri"/>
+                    <w:u w:val="single"/>
                     <w:color w:val="000000"/>
                     <w:sz w:val="19"/>
                     <w:szCs w:val="19"/>
@@ -17862,8 +18396,10 @@
                 <w:r>
                   <w:rPr>
                     <w:rFonts w:ascii="Calibri" w:eastAsia="Calibri" w:hAnsi="Calibri" w:cs="Calibri"/>
+                    <w:b/>
+                    <w:bCs/>
+                    <w:u w:val="single"/>
                     <w:color w:val="000000"/>
-                    <w:u w:val="single"/>
                     <w:sz w:val="19"/>
                     <w:szCs w:val="19"/>
                     <w:lang w:val="en-GB"/>
@@ -17873,6 +18409,7 @@
                 <w:r>
                   <w:rPr>
                     <w:rFonts w:ascii="Calibri" w:eastAsia="Calibri" w:hAnsi="Calibri" w:cs="Calibri"/>
+                    <w:u w:val="single"/>
                     <w:color w:val="000000"/>
                     <w:sz w:val="19"/>
                     <w:szCs w:val="19"/>
@@ -17883,8 +18420,10 @@
                 <w:r>
                   <w:rPr>
                     <w:rFonts w:ascii="Calibri" w:eastAsia="Calibri" w:hAnsi="Calibri" w:cs="Calibri"/>
+                    <w:b/>
+                    <w:bCs/>
+                    <w:u w:val="single"/>
                     <w:color w:val="000000"/>
-                    <w:u w:val="single"/>
                     <w:sz w:val="19"/>
                     <w:szCs w:val="19"/>
                     <w:lang w:val="en-GB"/>
@@ -17894,6 +18433,7 @@
                 <w:r>
                   <w:rPr>
                     <w:rFonts w:ascii="Calibri" w:eastAsia="Calibri" w:hAnsi="Calibri" w:cs="Calibri"/>
+                    <w:u w:val="single"/>
                     <w:color w:val="000000"/>
                     <w:sz w:val="19"/>
                     <w:szCs w:val="19"/>
@@ -17904,8 +18444,10 @@
                 <w:r>
                   <w:rPr>
                     <w:rFonts w:ascii="Calibri" w:eastAsia="Calibri" w:hAnsi="Calibri" w:cs="Calibri"/>
+                    <w:b/>
+                    <w:bCs/>
+                    <w:u w:val="single"/>
                     <w:color w:val="000000"/>
-                    <w:u w:val="single"/>
                     <w:sz w:val="19"/>
                     <w:szCs w:val="19"/>
                     <w:lang w:val="en-GB"/>
@@ -17915,6 +18457,7 @@
                 <w:r>
                   <w:rPr>
                     <w:rFonts w:ascii="Calibri" w:eastAsia="Calibri" w:hAnsi="Calibri" w:cs="Calibri"/>
+                    <w:u w:val="single"/>
                     <w:color w:val="000000"/>
                     <w:sz w:val="19"/>
                     <w:szCs w:val="19"/>
@@ -17925,8 +18468,10 @@
                 <w:r>
                   <w:rPr>
                     <w:rFonts w:ascii="Calibri" w:eastAsia="Calibri" w:hAnsi="Calibri" w:cs="Calibri"/>
+                    <w:b/>
+                    <w:bCs/>
+                    <w:u w:val="single"/>
                     <w:color w:val="000000"/>
-                    <w:u w:val="single"/>
                     <w:sz w:val="19"/>
                     <w:szCs w:val="19"/>
                     <w:lang w:val="en-GB"/>
@@ -17936,6 +18481,7 @@
                 <w:r>
                   <w:rPr>
                     <w:rFonts w:ascii="Calibri" w:eastAsia="Calibri" w:hAnsi="Calibri" w:cs="Calibri"/>
+                    <w:u w:val="single"/>
                     <w:color w:val="000000"/>
                     <w:sz w:val="19"/>
                     <w:szCs w:val="19"/>
@@ -17946,8 +18492,10 @@
                 <w:r>
                   <w:rPr>
                     <w:rFonts w:ascii="Calibri" w:eastAsia="Calibri" w:hAnsi="Calibri" w:cs="Calibri"/>
+                    <w:b/>
+                    <w:bCs/>
+                    <w:u w:val="single"/>
                     <w:color w:val="000000"/>
-                    <w:u w:val="single"/>
                     <w:sz w:val="19"/>
                     <w:szCs w:val="19"/>
                     <w:lang w:val="en-GB"/>
@@ -17957,6 +18505,7 @@
                 <w:r>
                   <w:rPr>
                     <w:rFonts w:ascii="Calibri" w:eastAsia="Calibri" w:hAnsi="Calibri" w:cs="Calibri"/>
+                    <w:u w:val="single"/>
                     <w:color w:val="000000"/>
                     <w:sz w:val="19"/>
                     <w:szCs w:val="19"/>
@@ -18037,19 +18586,18 @@
                 <w:placeholder>
                   <w:docPart w:val="274B01C632DE46E6976AC7239EE49545"/>
                 </w:placeholder>
-                <w:showingPlcHdr/>
               </w:sdtPr>
               <w:sdtEndPr/>
               <w:sdtContent>
                 <w:r>
                   <w:rPr>
-                    <w:rFonts w:eastAsia="Calibri" w:cstheme="minorHAnsi"/>
-                    <w:color w:val="808080" w:themeColor="background1" w:themeShade="80"/>
+                    <w:rFonts w:ascii="Calibri" w:eastAsia="Calibri" w:hAnsi="Calibri" w:cs="Calibri"/>
+                    <w:color w:val="000000"/>
                     <w:sz w:val="19"/>
                     <w:szCs w:val="19"/>
                     <w:lang w:val="en-GB"/>
                   </w:rPr>
-                  <w:t>Key words separated by commas (same as in ISAAC)</w:t>
+                  <w:t xml:space="preserve">Compartmentalization, software security, isolation, dynamic analysis, operating systems</w:t>
                 </w:r>
               </w:sdtContent>
             </w:sdt>
@@ -18224,20 +18772,18 @@
                 <w:placeholder>
                   <w:docPart w:val="A436E1E402F4458A815E390D1E179E27"/>
                 </w:placeholder>
-                <w:showingPlcHdr/>
               </w:sdtPr>
               <w:sdtEndPr/>
               <w:sdtContent>
                 <w:r>
                   <w:rPr>
-                    <w:rStyle w:val="Tekstvantijdelijkeaanduiding"/>
-                    <w:rFonts w:eastAsia="Calibri"/>
-                    <w:color w:val="808080" w:themeColor="background1" w:themeShade="80"/>
+                    <w:rFonts w:ascii="Calibri" w:eastAsia="Calibri" w:hAnsi="Calibri" w:cs="Calibri"/>
+                    <w:color w:val="000000"/>
                     <w:sz w:val="19"/>
                     <w:szCs w:val="19"/>
                     <w:lang w:val="en-GB"/>
                   </w:rPr>
-                  <w:t>Research idea (same as ‘Abstract’ in ISAAC)</w:t>
+                  <w:t xml:space="preserve">Software bugs are unavoidable, and a single exploited bug can compromise an entire system. Compartmentalization, which confines each component of an application to only the resources it needs, has long promised to contain such compromises, yet is rarely deployed in practice. Two obstacles stand in the way. First, strong isolation typically depends on specialised hardware, kernel modifications or intrusive software changes, limiting portability. Second, deciding where compartment boundaries should lie, and which resources each compartment may access, is a manual, ad hoc process that does not scale to large or evolving codebases. ACCESS tackles both. It uses static and dynamic analysis to automatically derive compartment boundaries and the resources each compartment requires, such as memory, files, system calls and network sockets. It then enforces exactly these permissions through a portable isolation layer built on commodity hardware and software. Together, these advances will make robust compartmentalization practical for everyday software.</w:t>
                 </w:r>
               </w:sdtContent>
             </w:sdt>
@@ -18384,42 +18930,18 @@
                 <w:placeholder>
                   <w:docPart w:val="666EA0F58CAC46DCB19EB087672498AC"/>
                 </w:placeholder>
-                <w:showingPlcHdr/>
               </w:sdtPr>
               <w:sdtEndPr/>
               <w:sdtContent>
                 <w:r>
                   <w:rPr>
-                    <w:rStyle w:val="Tekstvantijdelijkeaanduiding"/>
-                    <w:rFonts w:eastAsia="Calibri"/>
-                    <w:color w:val="808080" w:themeColor="background1" w:themeShade="80"/>
+                    <w:rFonts w:ascii="Calibri" w:eastAsia="Calibri" w:hAnsi="Calibri" w:cs="Calibri"/>
+                    <w:color w:val="000000"/>
                     <w:sz w:val="19"/>
                     <w:szCs w:val="19"/>
                     <w:lang w:val="en-GB"/>
                   </w:rPr>
-                  <w:t xml:space="preserve">Word count (section 3 </w:t>
-                </w:r>
-                <w:r>
-                  <w:rPr>
-                    <w:rStyle w:val="Tekstvantijdelijkeaanduiding"/>
-                    <w:rFonts w:eastAsia="Calibri"/>
-                    <w:color w:val="808080" w:themeColor="background1" w:themeShade="80"/>
-                    <w:sz w:val="19"/>
-                    <w:szCs w:val="19"/>
-                    <w:lang w:val="en-US"/>
-                  </w:rPr>
-                  <w:t>excluding title and key words</w:t>
-                </w:r>
-                <w:r>
-                  <w:rPr>
-                    <w:rStyle w:val="Tekstvantijdelijkeaanduiding"/>
-                    <w:rFonts w:eastAsia="Calibri"/>
-                    <w:color w:val="808080" w:themeColor="background1" w:themeShade="80"/>
-                    <w:sz w:val="19"/>
-                    <w:szCs w:val="19"/>
-                    <w:lang w:val="en-GB"/>
-                  </w:rPr>
-                  <w:t>)</w:t>
+                  <w:t xml:space="preserve">149</w:t>
                 </w:r>
               </w:sdtContent>
             </w:sdt>
@@ -19307,6 +19829,16 @@
                 <w:lang w:val="en-GB" w:eastAsia="nl-NL"/>
               </w:rPr>
             </w:pPr>
+            <w:r>
+              <w:rPr>
+                <w:rFonts w:ascii="Calibri" w:eastAsia="Calibri" w:hAnsi="Calibri" w:cs="Calibri"/>
+                <w:color w:val="000000"/>
+                <w:sz w:val="19"/>
+                <w:szCs w:val="19"/>
+                <w:lang w:val="en-GB"/>
+              </w:rPr>
+              <w:t xml:space="preserve">Dr. A. Voulimeneas</w:t>
+            </w:r>
           </w:p>
         </w:tc>
       </w:tr>
@@ -19396,6 +19928,16 @@
                 <w:lang w:val="en-GB" w:eastAsia="nl-NL"/>
               </w:rPr>
             </w:pPr>
+            <w:r>
+              <w:rPr>
+                <w:rFonts w:ascii="Calibri" w:eastAsia="Calibri" w:hAnsi="Calibri" w:cs="Calibri"/>
+                <w:color w:val="000000"/>
+                <w:sz w:val="19"/>
+                <w:szCs w:val="19"/>
+                <w:lang w:val="en-GB"/>
+              </w:rPr>
+              <w:t xml:space="preserve">University of California, Irvine (United States)</w:t>
+            </w:r>
           </w:p>
         </w:tc>
       </w:tr>
@@ -19466,8 +20008,7 @@
                 <w:placeholder>
                   <w:docPart w:val="612189FCAF314743B6FBF70F8004865A"/>
                 </w:placeholder>
-                <w:showingPlcHdr/>
-                <w:date>
+                <w:date w:fullDate="2020-06-12T00:00:00Z">
                   <w:dateFormat w:val="d-M-yyyy"/>
                   <w:lid w:val="nl-NL"/>
                   <w:storeMappedDataAs w:val="dateTime"/>
@@ -19478,10 +20019,13 @@
               <w:sdtContent>
                 <w:r>
                   <w:rPr>
-                    <w:rStyle w:val="Tekstvantijdelijkeaanduiding"/>
+                    <w:rFonts w:ascii="Calibri" w:eastAsia="Calibri" w:hAnsi="Calibri" w:cs="Calibri"/>
+                    <w:color w:val="000000"/>
+                    <w:sz w:val="19"/>
+                    <w:szCs w:val="19"/>
                     <w:lang w:val="en-GB"/>
                   </w:rPr>
-                  <w:t>Choose the date</w:t>
+                  <w:t xml:space="preserve">12-6-2020</w:t>
                 </w:r>
               </w:sdtContent>
             </w:sdt>
@@ -19564,6 +20108,16 @@
                 <w:lang w:val="en-GB" w:eastAsia="nl-NL"/>
               </w:rPr>
             </w:pPr>
+            <w:r>
+              <w:rPr>
+                <w:rFonts w:ascii="Calibri" w:eastAsia="Calibri" w:hAnsi="Calibri" w:cs="Calibri"/>
+                <w:color w:val="000000"/>
+                <w:sz w:val="19"/>
+                <w:szCs w:val="19"/>
+                <w:lang w:val="en-GB"/>
+              </w:rPr>
+              <w:t xml:space="preserve">Prof. M. Franz</w:t>
+            </w:r>
           </w:p>
         </w:tc>
       </w:tr>
@@ -19614,6 +20168,16 @@
                 <w:lang w:val="en-GB" w:eastAsia="nl-NL"/>
               </w:rPr>
             </w:pPr>
+            <w:r>
+              <w:rPr>
+                <w:rFonts w:ascii="Calibri" w:eastAsia="Calibri" w:hAnsi="Calibri" w:cs="Calibri"/>
+                <w:color w:val="000000"/>
+                <w:sz w:val="19"/>
+                <w:szCs w:val="19"/>
+                <w:lang w:val="en-GB"/>
+              </w:rPr>
+              <w:t xml:space="preserve">Building the Next Generation of Security Focused NVX Systems: Overcoming Limitations of N-Variant Execution</w:t>
+            </w:r>
           </w:p>
         </w:tc>
       </w:tr>
@@ -19702,6 +20266,16 @@
                 <w:lang w:val="en-GB" w:eastAsia="nl-NL"/>
               </w:rPr>
             </w:pPr>
+            <w:r>
+              <w:rPr>
+                <w:rFonts w:ascii="Calibri" w:eastAsia="Calibri" w:hAnsi="Calibri" w:cs="Calibri"/>
+                <w:color w:val="000000"/>
+                <w:sz w:val="19"/>
+                <w:szCs w:val="19"/>
+                <w:lang w:val="en-GB"/>
+              </w:rPr>
+              <w:t xml:space="preserve">Delft University of Technology (TU Delft)</w:t>
+            </w:r>
           </w:p>
         </w:tc>
       </w:tr>
@@ -19752,6 +20326,16 @@
                 <w:lang w:val="en-GB" w:eastAsia="nl-NL"/>
               </w:rPr>
             </w:pPr>
+            <w:r>
+              <w:rPr>
+                <w:rFonts w:ascii="Calibri" w:eastAsia="Calibri" w:hAnsi="Calibri" w:cs="Calibri"/>
+                <w:color w:val="000000"/>
+                <w:sz w:val="19"/>
+                <w:szCs w:val="19"/>
+                <w:lang w:val="en-GB"/>
+              </w:rPr>
+              <w:t xml:space="preserve">Cybersecurity group, Department of Intelligent Systems, Faculty of Electrical Engineering, Mathematics and Computer Science</w:t>
+            </w:r>
           </w:p>
         </w:tc>
       </w:tr>
@@ -20037,9 +20621,13 @@
               <w:sdtContent>
                 <w:r>
                   <w:rPr>
-                    <w:lang w:val="en-US"/>
+                    <w:rFonts w:ascii="Calibri" w:eastAsia="Calibri" w:hAnsi="Calibri" w:cs="Calibri"/>
+                    <w:color w:val="000000"/>
+                    <w:sz w:val="19"/>
+                    <w:szCs w:val="19"/>
+                    <w:lang w:val="en-GB"/>
                   </w:rPr>
-                  <w:t>Please select from dropdown</w:t>
+                  <w:t xml:space="preserve">Postdoctoral researcher</w:t>
                 </w:r>
               </w:sdtContent>
             </w:sdt>
@@ -20113,8 +20701,7 @@
                 <w:placeholder>
                   <w:docPart w:val="55AD5094591D412F843044E6F055B332"/>
                 </w:placeholder>
-                <w:showingPlcHdr/>
-                <w:date>
+                <w:date w:fullDate="2020-09-01T00:00:00Z">
                   <w:dateFormat w:val="d-M-yyyy"/>
                   <w:lid w:val="nl-NL"/>
                   <w:storeMappedDataAs w:val="dateTime"/>
@@ -20125,23 +20712,13 @@
               <w:sdtContent>
                 <w:r>
                   <w:rPr>
-                    <w:rStyle w:val="Tekstvantijdelijkeaanduiding"/>
+                    <w:rFonts w:ascii="Calibri" w:eastAsia="Calibri" w:hAnsi="Calibri" w:cs="Calibri"/>
+                    <w:color w:val="000000"/>
+                    <w:sz w:val="19"/>
+                    <w:szCs w:val="19"/>
                     <w:lang w:val="en-GB"/>
                   </w:rPr>
-                  <w:t>S</w:t>
-                </w:r>
-                <w:r>
-                  <w:rPr>
-                    <w:rStyle w:val="Tekstvantijdelijkeaanduiding"/>
-                  </w:rPr>
-                  <w:t xml:space="preserve">tart </w:t>
-                </w:r>
-                <w:r>
-                  <w:rPr>
-                    <w:rStyle w:val="Tekstvantijdelijkeaanduiding"/>
-                    <w:lang w:val="en-GB"/>
-                  </w:rPr>
-                  <w:t>date</w:t>
+                  <w:t xml:space="preserve">1-9-2020</w:t>
                 </w:r>
               </w:sdtContent>
             </w:sdt>
@@ -20157,8 +20734,7 @@
                 <w:placeholder>
                   <w:docPart w:val="DDA11021D707494E921652FD8C3AE10B"/>
                 </w:placeholder>
-                <w:showingPlcHdr/>
-                <w:date>
+                <w:date w:fullDate="2023-08-31T00:00:00Z">
                   <w:dateFormat w:val="d-M-yyyy"/>
                   <w:lid w:val="nl-NL"/>
                   <w:storeMappedDataAs w:val="dateTime"/>
@@ -20169,10 +20745,13 @@
               <w:sdtContent>
                 <w:r>
                   <w:rPr>
-                    <w:rStyle w:val="Tekstvantijdelijkeaanduiding"/>
+                    <w:rFonts w:ascii="Calibri" w:eastAsia="Calibri" w:hAnsi="Calibri" w:cs="Calibri"/>
+                    <w:color w:val="000000"/>
+                    <w:sz w:val="19"/>
+                    <w:szCs w:val="19"/>
                     <w:lang w:val="en-GB"/>
                   </w:rPr>
-                  <w:t>End date</w:t>
+                  <w:t xml:space="preserve">31-8-2023</w:t>
                 </w:r>
               </w:sdtContent>
             </w:sdt>
@@ -20201,6 +20780,16 @@
                 <w:lang w:val="en-GB"/>
               </w:rPr>
             </w:pPr>
+            <w:r>
+              <w:rPr>
+                <w:rFonts w:ascii="Calibri" w:eastAsia="Calibri" w:hAnsi="Calibri" w:cs="Calibri"/>
+                <w:color w:val="000000"/>
+                <w:sz w:val="19"/>
+                <w:szCs w:val="19"/>
+                <w:lang w:val="en-GB"/>
+              </w:rPr>
+              <w:t xml:space="preserve">1.0</w:t>
+            </w:r>
           </w:p>
         </w:tc>
         <w:tc>
@@ -20219,6 +20808,16 @@
                 <w:lang w:val="en-GB"/>
               </w:rPr>
             </w:pPr>
+            <w:r>
+              <w:rPr>
+                <w:rFonts w:ascii="Calibri" w:eastAsia="Calibri" w:hAnsi="Calibri" w:cs="Calibri"/>
+                <w:color w:val="000000"/>
+                <w:sz w:val="19"/>
+                <w:szCs w:val="19"/>
+                <w:lang w:val="en-GB"/>
+              </w:rPr>
+              <w:t xml:space="preserve">1.0</w:t>
+            </w:r>
           </w:p>
         </w:tc>
         <w:tc>
@@ -20237,6 +20836,16 @@
                 <w:lang w:val="en-GB"/>
               </w:rPr>
             </w:pPr>
+            <w:r>
+              <w:rPr>
+                <w:rFonts w:ascii="Calibri" w:eastAsia="Calibri" w:hAnsi="Calibri" w:cs="Calibri"/>
+                <w:color w:val="000000"/>
+                <w:sz w:val="19"/>
+                <w:szCs w:val="19"/>
+                <w:lang w:val="en-GB"/>
+              </w:rPr>
+              <w:t xml:space="preserve">KU Leuven (Belgium)</w:t>
+            </w:r>
           </w:p>
         </w:tc>
       </w:tr>
@@ -20457,9 +21066,13 @@
               <w:sdtContent>
                 <w:r>
                   <w:rPr>
-                    <w:lang w:val="en-US"/>
+                    <w:rFonts w:ascii="Calibri" w:eastAsia="Calibri" w:hAnsi="Calibri" w:cs="Calibri"/>
+                    <w:color w:val="000000"/>
+                    <w:sz w:val="19"/>
+                    <w:szCs w:val="19"/>
+                    <w:lang w:val="en-GB"/>
                   </w:rPr>
-                  <w:t>Please select from dropdown</w:t>
+                  <w:t xml:space="preserve">Assistant professor</w:t>
                 </w:r>
               </w:sdtContent>
             </w:sdt>
@@ -20526,9 +21139,13 @@
               <w:sdtContent>
                 <w:r>
                   <w:rPr>
-                    <w:lang w:val="en-US"/>
+                    <w:rFonts w:ascii="Calibri" w:eastAsia="Calibri" w:hAnsi="Calibri" w:cs="Calibri"/>
+                    <w:color w:val="000000"/>
+                    <w:sz w:val="19"/>
+                    <w:szCs w:val="19"/>
+                    <w:lang w:val="en-GB"/>
                   </w:rPr>
-                  <w:t>Please select from dropdown)</w:t>
+                  <w:t xml:space="preserve">Position: Permanent</w:t>
                 </w:r>
               </w:sdtContent>
             </w:sdt>
@@ -20585,8 +21202,7 @@
                 <w:placeholder>
                   <w:docPart w:val="A406BAABFF274D3EA48A88029287BA9D"/>
                 </w:placeholder>
-                <w:showingPlcHdr/>
-                <w:date>
+                <w:date w:fullDate="2023-09-15T00:00:00Z">
                   <w:dateFormat w:val="d-M-yyyy"/>
                   <w:lid w:val="nl-NL"/>
                   <w:storeMappedDataAs w:val="dateTime"/>
@@ -20597,10 +21213,13 @@
               <w:sdtContent>
                 <w:r>
                   <w:rPr>
-                    <w:rStyle w:val="Tekstvantijdelijkeaanduiding"/>
-                    <w:lang w:val="en-US"/>
+                    <w:rFonts w:ascii="Calibri" w:eastAsia="Calibri" w:hAnsi="Calibri" w:cs="Calibri"/>
+                    <w:color w:val="000000"/>
+                    <w:sz w:val="19"/>
+                    <w:szCs w:val="19"/>
+                    <w:lang w:val="en-GB"/>
                   </w:rPr>
-                  <w:t>Start date</w:t>
+                  <w:t xml:space="preserve">15-9-2023</w:t>
                 </w:r>
               </w:sdtContent>
             </w:sdt>
@@ -20648,6 +21267,16 @@
                 <w:lang w:val="en-US"/>
               </w:rPr>
             </w:pPr>
+            <w:r>
+              <w:rPr>
+                <w:rFonts w:ascii="Calibri" w:eastAsia="Calibri" w:hAnsi="Calibri" w:cs="Calibri"/>
+                <w:color w:val="000000"/>
+                <w:sz w:val="19"/>
+                <w:szCs w:val="19"/>
+                <w:lang w:val="en-GB"/>
+              </w:rPr>
+              <w:t xml:space="preserve">1.0</w:t>
+            </w:r>
           </w:p>
         </w:tc>
         <w:tc>
@@ -20667,6 +21296,16 @@
                 <w:lang w:val="en-US"/>
               </w:rPr>
             </w:pPr>
+            <w:r>
+              <w:rPr>
+                <w:rFonts w:ascii="Calibri" w:eastAsia="Calibri" w:hAnsi="Calibri" w:cs="Calibri"/>
+                <w:color w:val="000000"/>
+                <w:sz w:val="19"/>
+                <w:szCs w:val="19"/>
+                <w:lang w:val="en-GB"/>
+              </w:rPr>
+              <w:t xml:space="preserve">0.4</w:t>
+            </w:r>
           </w:p>
         </w:tc>
         <w:tc>
@@ -20686,6 +21325,16 @@
                 <w:lang w:val="en-US"/>
               </w:rPr>
             </w:pPr>
+            <w:r>
+              <w:rPr>
+                <w:rFonts w:ascii="Calibri" w:eastAsia="Calibri" w:hAnsi="Calibri" w:cs="Calibri"/>
+                <w:color w:val="000000"/>
+                <w:sz w:val="19"/>
+                <w:szCs w:val="19"/>
+                <w:lang w:val="en-GB"/>
+              </w:rPr>
+              <w:t xml:space="preserve">Delft University of Technology (TU Delft)</w:t>
+            </w:r>
           </w:p>
         </w:tc>
       </w:tr>
@@ -20920,7 +21569,6 @@
           <w:placeholder>
             <w:docPart w:val="1A456948FD24461F9F35B1F26FF38878"/>
           </w:placeholder>
-          <w:showingPlcHdr/>
           <w:dropDownList>
             <w:listItem w:displayText="Yes" w:value="Yes"/>
             <w:listItem w:displayText="No" w:value="No"/>
@@ -20930,10 +21578,13 @@
         <w:sdtContent>
           <w:r>
             <w:rPr>
-              <w:rStyle w:val="Tekstvantijdelijkeaanduiding"/>
-              <w:lang w:val="en-US"/>
+              <w:rFonts w:ascii="Calibri" w:eastAsia="Calibri" w:hAnsi="Calibri" w:cs="Calibri"/>
+              <w:color w:val="000000"/>
+              <w:sz w:val="19"/>
+              <w:szCs w:val="19"/>
+              <w:lang w:val="en-GB"/>
             </w:rPr>
-            <w:t>Yes/No</w:t>
+            <w:t xml:space="preserve">No</w:t>
           </w:r>
         </w:sdtContent>
       </w:sdt>
@@ -21231,6 +21882,16 @@
               </w:rPr>
               <w:tab/>
             </w:r>
+            <w:r>
+              <w:rPr>
+                <w:rFonts w:ascii="Calibri" w:eastAsia="Calibri" w:hAnsi="Calibri" w:cs="Calibri"/>
+                <w:color w:val="000000"/>
+                <w:sz w:val="19"/>
+                <w:szCs w:val="19"/>
+                <w:lang w:val="en-GB"/>
+              </w:rPr>
+              <w:t xml:space="preserve">A. Voulimeneas</w:t>
+            </w:r>
           </w:p>
         </w:tc>
       </w:tr>
@@ -21270,6 +21931,16 @@
                 <w:lang w:val="en-GB"/>
               </w:rPr>
               <w:tab/>
+            </w:r>
+            <w:r>
+              <w:rPr>
+                <w:rFonts w:ascii="Calibri" w:eastAsia="Calibri" w:hAnsi="Calibri" w:cs="Calibri"/>
+                <w:color w:val="000000"/>
+                <w:sz w:val="19"/>
+                <w:szCs w:val="19"/>
+                <w:lang w:val="en-GB"/>
+              </w:rPr>
+              <w:t xml:space="preserve">Delft</w:t>
             </w:r>
           </w:p>
         </w:tc>
